--- a/docs/IoTGuard_Report_EN.docx
+++ b/docs/IoTGuard_Report_EN.docx
@@ -39,12 +39,6 @@
         <w:gridCol w:w="4680"/>
       </w:tblGrid>
       <w:tr>
-        <w:tblPrEx>
-          <w:tblCellMar>
-            <w:top w:w="0" w:type="dxa"/>
-            <w:bottom w:w="0" w:type="dxa"/>
-          </w:tblCellMar>
-        </w:tblPrEx>
         <w:tc>
           <w:tcPr>
             <w:tcW w:w="4680" w:type="dxa"/>
@@ -390,12 +384,6 @@
         <w:gridCol w:w="3988"/>
       </w:tblGrid>
       <w:tr>
-        <w:tblPrEx>
-          <w:tblCellMar>
-            <w:top w:w="0" w:type="dxa"/>
-            <w:bottom w:w="0" w:type="dxa"/>
-          </w:tblCellMar>
-        </w:tblPrEx>
         <w:trPr>
           <w:tblHeader/>
         </w:trPr>
@@ -517,12 +505,6 @@
         </w:tc>
       </w:tr>
       <w:tr>
-        <w:tblPrEx>
-          <w:tblCellMar>
-            <w:top w:w="0" w:type="dxa"/>
-            <w:bottom w:w="0" w:type="dxa"/>
-          </w:tblCellMar>
-        </w:tblPrEx>
         <w:tc>
           <w:tcPr>
             <w:tcW w:w="1800" w:type="dxa"/>
@@ -640,12 +622,6 @@
         </w:tc>
       </w:tr>
       <w:tr>
-        <w:tblPrEx>
-          <w:tblCellMar>
-            <w:top w:w="0" w:type="dxa"/>
-            <w:bottom w:w="0" w:type="dxa"/>
-          </w:tblCellMar>
-        </w:tblPrEx>
         <w:tc>
           <w:tcPr>
             <w:tcW w:w="1800" w:type="dxa"/>
@@ -777,12 +753,6 @@
         </w:tc>
       </w:tr>
       <w:tr>
-        <w:tblPrEx>
-          <w:tblCellMar>
-            <w:top w:w="0" w:type="dxa"/>
-            <w:bottom w:w="0" w:type="dxa"/>
-          </w:tblCellMar>
-        </w:tblPrEx>
         <w:tc>
           <w:tcPr>
             <w:tcW w:w="1800" w:type="dxa"/>
@@ -900,12 +870,6 @@
         </w:tc>
       </w:tr>
       <w:tr>
-        <w:tblPrEx>
-          <w:tblCellMar>
-            <w:top w:w="0" w:type="dxa"/>
-            <w:bottom w:w="0" w:type="dxa"/>
-          </w:tblCellMar>
-        </w:tblPrEx>
         <w:tc>
           <w:tcPr>
             <w:tcW w:w="1800" w:type="dxa"/>
@@ -1023,12 +987,6 @@
         </w:tc>
       </w:tr>
       <w:tr>
-        <w:tblPrEx>
-          <w:tblCellMar>
-            <w:top w:w="0" w:type="dxa"/>
-            <w:bottom w:w="0" w:type="dxa"/>
-          </w:tblCellMar>
-        </w:tblPrEx>
         <w:tc>
           <w:tcPr>
             <w:tcW w:w="1800" w:type="dxa"/>
@@ -1146,12 +1104,6 @@
         </w:tc>
       </w:tr>
       <w:tr>
-        <w:tblPrEx>
-          <w:tblCellMar>
-            <w:top w:w="0" w:type="dxa"/>
-            <w:bottom w:w="0" w:type="dxa"/>
-          </w:tblCellMar>
-        </w:tblPrEx>
         <w:tc>
           <w:tcPr>
             <w:tcW w:w="1800" w:type="dxa"/>
@@ -1269,12 +1221,6 @@
         </w:tc>
       </w:tr>
       <w:tr>
-        <w:tblPrEx>
-          <w:tblCellMar>
-            <w:top w:w="0" w:type="dxa"/>
-            <w:bottom w:w="0" w:type="dxa"/>
-          </w:tblCellMar>
-        </w:tblPrEx>
         <w:tc>
           <w:tcPr>
             <w:tcW w:w="1800" w:type="dxa"/>
@@ -1392,12 +1338,6 @@
         </w:tc>
       </w:tr>
       <w:tr>
-        <w:tblPrEx>
-          <w:tblCellMar>
-            <w:top w:w="0" w:type="dxa"/>
-            <w:bottom w:w="0" w:type="dxa"/>
-          </w:tblCellMar>
-        </w:tblPrEx>
         <w:tc>
           <w:tcPr>
             <w:tcW w:w="1800" w:type="dxa"/>
@@ -1536,12 +1476,6 @@
         </w:tc>
       </w:tr>
       <w:tr>
-        <w:tblPrEx>
-          <w:tblCellMar>
-            <w:top w:w="0" w:type="dxa"/>
-            <w:bottom w:w="0" w:type="dxa"/>
-          </w:tblCellMar>
-        </w:tblPrEx>
         <w:tc>
           <w:tcPr>
             <w:tcW w:w="1800" w:type="dxa"/>
@@ -1659,12 +1593,6 @@
         </w:tc>
       </w:tr>
       <w:tr>
-        <w:tblPrEx>
-          <w:tblCellMar>
-            <w:top w:w="0" w:type="dxa"/>
-            <w:bottom w:w="0" w:type="dxa"/>
-          </w:tblCellMar>
-        </w:tblPrEx>
         <w:tc>
           <w:tcPr>
             <w:tcW w:w="1800" w:type="dxa"/>
@@ -1782,12 +1710,6 @@
         </w:tc>
       </w:tr>
       <w:tr>
-        <w:tblPrEx>
-          <w:tblCellMar>
-            <w:top w:w="0" w:type="dxa"/>
-            <w:bottom w:w="0" w:type="dxa"/>
-          </w:tblCellMar>
-        </w:tblPrEx>
         <w:tc>
           <w:tcPr>
             <w:tcW w:w="1800" w:type="dxa"/>
@@ -1932,6 +1854,7 @@
         <w:jc w:val="both"/>
       </w:pPr>
       <w:r>
+        <w:lastRenderedPageBreak/>
         <w:t>IoTGuard comprehensively applies the five core object-oriented programming principles in real-world scenarios. Table II summarizes how each principle is implemented within the project.</w:t>
       </w:r>
     </w:p>
@@ -1979,12 +1902,6 @@
         <w:gridCol w:w="4560"/>
       </w:tblGrid>
       <w:tr>
-        <w:tblPrEx>
-          <w:tblCellMar>
-            <w:top w:w="0" w:type="dxa"/>
-            <w:bottom w:w="0" w:type="dxa"/>
-          </w:tblCellMar>
-        </w:tblPrEx>
         <w:trPr>
           <w:tblHeader/>
         </w:trPr>
@@ -2077,12 +1994,6 @@
         </w:tc>
       </w:tr>
       <w:tr>
-        <w:tblPrEx>
-          <w:tblCellMar>
-            <w:top w:w="0" w:type="dxa"/>
-            <w:bottom w:w="0" w:type="dxa"/>
-          </w:tblCellMar>
-        </w:tblPrEx>
         <w:tc>
           <w:tcPr>
             <w:tcW w:w="2000" w:type="dxa"/>
@@ -2166,12 +2077,6 @@
         </w:tc>
       </w:tr>
       <w:tr>
-        <w:tblPrEx>
-          <w:tblCellMar>
-            <w:top w:w="0" w:type="dxa"/>
-            <w:bottom w:w="0" w:type="dxa"/>
-          </w:tblCellMar>
-        </w:tblPrEx>
         <w:tc>
           <w:tcPr>
             <w:tcW w:w="2000" w:type="dxa"/>
@@ -2255,12 +2160,6 @@
         </w:tc>
       </w:tr>
       <w:tr>
-        <w:tblPrEx>
-          <w:tblCellMar>
-            <w:top w:w="0" w:type="dxa"/>
-            <w:bottom w:w="0" w:type="dxa"/>
-          </w:tblCellMar>
-        </w:tblPrEx>
         <w:tc>
           <w:tcPr>
             <w:tcW w:w="2000" w:type="dxa"/>
@@ -2386,12 +2285,6 @@
         </w:tc>
       </w:tr>
       <w:tr>
-        <w:tblPrEx>
-          <w:tblCellMar>
-            <w:top w:w="0" w:type="dxa"/>
-            <w:bottom w:w="0" w:type="dxa"/>
-          </w:tblCellMar>
-        </w:tblPrEx>
         <w:tc>
           <w:tcPr>
             <w:tcW w:w="2000" w:type="dxa"/>
@@ -2475,12 +2368,6 @@
         </w:tc>
       </w:tr>
       <w:tr>
-        <w:tblPrEx>
-          <w:tblCellMar>
-            <w:top w:w="0" w:type="dxa"/>
-            <w:bottom w:w="0" w:type="dxa"/>
-          </w:tblCellMar>
-        </w:tblPrEx>
         <w:tc>
           <w:tcPr>
             <w:tcW w:w="2000" w:type="dxa"/>
@@ -2743,12 +2630,6 @@
         <w:gridCol w:w="4660"/>
       </w:tblGrid>
       <w:tr>
-        <w:tblPrEx>
-          <w:tblCellMar>
-            <w:top w:w="0" w:type="dxa"/>
-            <w:bottom w:w="0" w:type="dxa"/>
-          </w:tblCellMar>
-        </w:tblPrEx>
         <w:trPr>
           <w:tblHeader/>
         </w:trPr>
@@ -2841,12 +2722,6 @@
         </w:tc>
       </w:tr>
       <w:tr>
-        <w:tblPrEx>
-          <w:tblCellMar>
-            <w:top w:w="0" w:type="dxa"/>
-            <w:bottom w:w="0" w:type="dxa"/>
-          </w:tblCellMar>
-        </w:tblPrEx>
         <w:tc>
           <w:tcPr>
             <w:tcW w:w="1900" w:type="dxa"/>
@@ -2930,12 +2805,6 @@
         </w:tc>
       </w:tr>
       <w:tr>
-        <w:tblPrEx>
-          <w:tblCellMar>
-            <w:top w:w="0" w:type="dxa"/>
-            <w:bottom w:w="0" w:type="dxa"/>
-          </w:tblCellMar>
-        </w:tblPrEx>
         <w:tc>
           <w:tcPr>
             <w:tcW w:w="1900" w:type="dxa"/>
@@ -3047,12 +2916,6 @@
         </w:tc>
       </w:tr>
       <w:tr>
-        <w:tblPrEx>
-          <w:tblCellMar>
-            <w:top w:w="0" w:type="dxa"/>
-            <w:bottom w:w="0" w:type="dxa"/>
-          </w:tblCellMar>
-        </w:tblPrEx>
         <w:tc>
           <w:tcPr>
             <w:tcW w:w="1900" w:type="dxa"/>
@@ -3136,12 +2999,6 @@
         </w:tc>
       </w:tr>
       <w:tr>
-        <w:tblPrEx>
-          <w:tblCellMar>
-            <w:top w:w="0" w:type="dxa"/>
-            <w:bottom w:w="0" w:type="dxa"/>
-          </w:tblCellMar>
-        </w:tblPrEx>
         <w:tc>
           <w:tcPr>
             <w:tcW w:w="1900" w:type="dxa"/>
@@ -3225,12 +3082,6 @@
         </w:tc>
       </w:tr>
       <w:tr>
-        <w:tblPrEx>
-          <w:tblCellMar>
-            <w:top w:w="0" w:type="dxa"/>
-            <w:bottom w:w="0" w:type="dxa"/>
-          </w:tblCellMar>
-        </w:tblPrEx>
         <w:tc>
           <w:tcPr>
             <w:tcW w:w="1900" w:type="dxa"/>
@@ -3461,6 +3312,7 @@
         <w:jc w:val="both"/>
       </w:pPr>
       <w:r>
+        <w:lastRenderedPageBreak/>
         <w:t xml:space="preserve">The project leverages several packages from the </w:t>
       </w:r>
       <w:r>
@@ -3772,6 +3624,54 @@
       </w:pPr>
       <w:r>
         <w:t>[5] M. Yüce, "IoTGuard-OOP-PROJE-," GitHub repository, 2024. [Online]. Available: https://github.com/hmertyuce/IoTGuard-OOP-PROJE-</w:t>
+      </w:r>
+    </w:p>
+    <w:p>
+      <w:pPr>
+        <w:spacing w:before="60" w:after="60"/>
+        <w:jc w:val="both"/>
+      </w:pPr>
+      <w:r>
+        <w:rPr>
+          <w:b/>
+        </w:rPr>
+        <w:t>LATEST UPDATES (V2.0 C++ EDITION):</w:t>
+      </w:r>
+    </w:p>
+    <w:p>
+      <w:pPr>
+        <w:spacing w:before="60" w:after="60"/>
+        <w:jc w:val="both"/>
+      </w:pPr>
+      <w:r>
+        <w:t>- Project structure has been simplified to a Single-File (main.cpp) architecture to prevent complexity.</w:t>
+      </w:r>
+    </w:p>
+    <w:p>
+      <w:pPr>
+        <w:spacing w:before="60" w:after="60"/>
+        <w:jc w:val="both"/>
+      </w:pPr>
+      <w:r>
+        <w:t>- Advanced interactive TUI (Text User Interface) integrated with ANSI color codes and cinematic typing animations.</w:t>
+      </w:r>
+    </w:p>
+    <w:p>
+      <w:pPr>
+        <w:spacing w:before="60" w:after="60"/>
+        <w:jc w:val="both"/>
+      </w:pPr>
+      <w:r>
+        <w:t>- Administrator Login panel added with dynamic password masking (*).</w:t>
+      </w:r>
+    </w:p>
+    <w:p>
+      <w:pPr>
+        <w:spacing w:before="60" w:after="60"/>
+        <w:jc w:val="both"/>
+      </w:pPr>
+      <w:r>
+        <w:t>- Multi-Threaded scanning animations (Progress Bar) and a digital rain Matrix visual effect have been implemented.</w:t>
       </w:r>
     </w:p>
     <w:sectPr>

--- a/docs/IoTGuard_Report_EN.docx
+++ b/docs/IoTGuard_Report_EN.docx
@@ -19,7 +19,7 @@
     </w:p>
     <w:tbl>
       <w:tblPr>
-        <w:tblW w:w="9360" w:type="dxa"/>
+        <w:tblW w:w="5000" w:type="pct"/>
         <w:tblBorders>
           <w:top w:val="single" w:sz="4" w:space="0" w:color="auto"/>
           <w:left w:val="single" w:sz="4" w:space="0" w:color="auto"/>
@@ -32,16 +32,22 @@
           <w:left w:w="10" w:type="dxa"/>
           <w:right w:w="10" w:type="dxa"/>
         </w:tblCellMar>
-        <w:tblLook w:val="0000" w:firstRow="0" w:lastRow="0" w:firstColumn="0" w:lastColumn="0" w:noHBand="0" w:noVBand="0"/>
+        <w:tblLook w:val="04A0" w:firstRow="1" w:lastRow="0" w:firstColumn="1" w:lastColumn="0" w:noHBand="0" w:noVBand="1"/>
       </w:tblPr>
       <w:tblGrid>
-        <w:gridCol w:w="4680"/>
-        <w:gridCol w:w="4680"/>
+        <w:gridCol w:w="2465"/>
+        <w:gridCol w:w="1855"/>
       </w:tblGrid>
       <w:tr>
-        <w:tc>
-          <w:tcPr>
-            <w:tcW w:w="4680" w:type="dxa"/>
+        <w:tblPrEx>
+          <w:tblCellMar>
+            <w:top w:w="0" w:type="dxa"/>
+            <w:bottom w:w="0" w:type="dxa"/>
+          </w:tblCellMar>
+        </w:tblPrEx>
+        <w:tc>
+          <w:tcPr>
+            <w:tcW w:w="2500" w:type="pct"/>
             <w:tcBorders>
               <w:top w:val="none" w:sz="0" w:space="0" w:color="FFFFFF"/>
               <w:left w:val="none" w:sz="0" w:space="0" w:color="FFFFFF"/>
@@ -92,7 +98,7 @@
         </w:tc>
         <w:tc>
           <w:tcPr>
-            <w:tcW w:w="4680" w:type="dxa"/>
+            <w:tcW w:w="2500" w:type="pct"/>
             <w:tcBorders>
               <w:top w:val="none" w:sz="0" w:space="0" w:color="FFFFFF"/>
               <w:left w:val="none" w:sz="0" w:space="0" w:color="FFFFFF"/>
@@ -167,13 +173,13 @@
         <w:t>C++</w:t>
       </w:r>
       <w:r>
-        <w:t xml:space="preserve"> SE. The system centrally monitors IoT devices including security cameras, network routers, and smart door locks, performing concurrent security scans via multi-threading, detecting potential cyber threats and hardware failures, and logging events both to the console and persistent file storage. The project comprehensively applies five fundamental OOP principles: inheritance, polymorphism, </w:t>
-      </w:r>
-      <w:r>
-        <w:t>virtual</w:t>
-      </w:r>
-      <w:r>
-        <w:t xml:space="preserve">ion, interfaces, and encapsulation, while integrating advanced </w:t>
+        <w:t xml:space="preserve"> SE. The system centrally monitors IoT devices including security cameras, network routers, and smart door locks, performing concurrent security scans via multi-threading, detecting potential cyber threats and hardware failures, and logging events both to the console and persistent file storage. The project comprehensively applies five fundamental OOP principles: inheritance, polymorphism, abstraction, </w:t>
+      </w:r>
+      <w:r>
+        <w:t>Saf Sanal</w:t>
+      </w:r>
+      <w:r>
+        <w:t xml:space="preserve">s, and encapsulation, while integrating advanced </w:t>
       </w:r>
       <w:r>
         <w:t>C++</w:t>
@@ -254,13 +260,13 @@
         <w:jc w:val="both"/>
       </w:pPr>
       <w:r>
-        <w:t xml:space="preserve">The project applies five fundamental OOP principles—inheritance, polymorphism, </w:t>
-      </w:r>
-      <w:r>
-        <w:t>virtual</w:t>
-      </w:r>
-      <w:r>
-        <w:t xml:space="preserve">ion, interfaces, and encapsulation—while integrating advanced </w:t>
+        <w:t xml:space="preserve">The project applies five fundamental OOP principles—inheritance, polymorphism, abstraction, </w:t>
+      </w:r>
+      <w:r>
+        <w:t>Saf Sanal</w:t>
+      </w:r>
+      <w:r>
+        <w:t xml:space="preserve">s, and encapsulation—while integrating advanced </w:t>
       </w:r>
       <w:r>
         <w:t>C++</w:t>
@@ -311,16 +317,16 @@
         <w:jc w:val="both"/>
       </w:pPr>
       <w:r>
-        <w:t xml:space="preserve">The project is built on a three-layer package architecture with clearly separated responsibilities. The iotguard.core package contains the system's core components: the Monitorable interface, SecurityMonitor, and LogManager. The iotguard.devices package holds the </w:t>
-      </w:r>
-      <w:r>
-        <w:t>virtual</w:t>
-      </w:r>
-      <w:r>
-        <w:t xml:space="preserve"> Device class and its concrete subclasses Camera, Router, and SmartLock. The iotguard.events package encapsulates SecurityEvent, EventSeverity, and DeviceFailure</w:t>
-      </w:r>
-      <w:r>
-        <w:t>std::exception</w:t>
+        <w:t xml:space="preserve">The project is built on a three-layer package architecture with clearly separated responsibilities. The iotguard.core package contains the system's core components: the Monitorable </w:t>
+      </w:r>
+      <w:r>
+        <w:t>Saf Sanal</w:t>
+      </w:r>
+      <w:r>
+        <w:t xml:space="preserve">, SecurityMonitor, and LogManager. The iotguard.devices package holds the abstract Device class and its concrete subclasses Camera, Router, and SmartLock. The iotguard.events package encapsulates SecurityEvent, EventSeverity, and </w:t>
+      </w:r>
+      <w:r>
+        <w:t>DeviceFailureException</w:t>
       </w:r>
       <w:r>
         <w:t>.</w:t>
@@ -362,7 +368,7 @@
     </w:p>
     <w:tbl>
       <w:tblPr>
-        <w:tblW w:w="9360" w:type="dxa"/>
+        <w:tblW w:w="5000" w:type="pct"/>
         <w:tblBorders>
           <w:top w:val="single" w:sz="4" w:space="0" w:color="auto"/>
           <w:left w:val="single" w:sz="4" w:space="0" w:color="auto"/>
@@ -375,21 +381,27 @@
           <w:left w:w="10" w:type="dxa"/>
           <w:right w:w="10" w:type="dxa"/>
         </w:tblCellMar>
-        <w:tblLook w:val="0000" w:firstRow="0" w:lastRow="0" w:firstColumn="0" w:lastColumn="0" w:noHBand="0" w:noVBand="0"/>
+        <w:tblLook w:val="04A0" w:firstRow="1" w:lastRow="0" w:firstColumn="1" w:lastColumn="0" w:noHBand="0" w:noVBand="1"/>
       </w:tblPr>
       <w:tblGrid>
-        <w:gridCol w:w="2536"/>
-        <w:gridCol w:w="1281"/>
-        <w:gridCol w:w="1555"/>
-        <w:gridCol w:w="3988"/>
+        <w:gridCol w:w="1587"/>
+        <w:gridCol w:w="693"/>
+        <w:gridCol w:w="1000"/>
+        <w:gridCol w:w="1030"/>
       </w:tblGrid>
       <w:tr>
+        <w:tblPrEx>
+          <w:tblCellMar>
+            <w:top w:w="0" w:type="dxa"/>
+            <w:bottom w:w="0" w:type="dxa"/>
+          </w:tblCellMar>
+        </w:tblPrEx>
         <w:trPr>
           <w:tblHeader/>
         </w:trPr>
         <w:tc>
           <w:tcPr>
-            <w:tcW w:w="1800" w:type="dxa"/>
+            <w:tcW w:w="1205" w:type="pct"/>
             <w:tcBorders>
               <w:top w:val="single" w:sz="4" w:space="0" w:color="000000"/>
               <w:left w:val="single" w:sz="4" w:space="0" w:color="000000"/>
@@ -418,7 +430,7 @@
         </w:tc>
         <w:tc>
           <w:tcPr>
-            <w:tcW w:w="1300" w:type="dxa"/>
+            <w:tcW w:w="671" w:type="pct"/>
             <w:tcBorders>
               <w:top w:val="single" w:sz="4" w:space="0" w:color="000000"/>
               <w:left w:val="single" w:sz="4" w:space="0" w:color="000000"/>
@@ -447,7 +459,7 @@
         </w:tc>
         <w:tc>
           <w:tcPr>
-            <w:tcW w:w="1600" w:type="dxa"/>
+            <w:tcW w:w="841" w:type="pct"/>
             <w:tcBorders>
               <w:top w:val="single" w:sz="4" w:space="0" w:color="000000"/>
               <w:left w:val="single" w:sz="4" w:space="0" w:color="000000"/>
@@ -476,7 +488,7 @@
         </w:tc>
         <w:tc>
           <w:tcPr>
-            <w:tcW w:w="4660" w:type="dxa"/>
+            <w:tcW w:w="2284" w:type="pct"/>
             <w:tcBorders>
               <w:top w:val="single" w:sz="4" w:space="0" w:color="000000"/>
               <w:left w:val="single" w:sz="4" w:space="0" w:color="000000"/>
@@ -505,9 +517,15 @@
         </w:tc>
       </w:tr>
       <w:tr>
-        <w:tc>
-          <w:tcPr>
-            <w:tcW w:w="1800" w:type="dxa"/>
+        <w:tblPrEx>
+          <w:tblCellMar>
+            <w:top w:w="0" w:type="dxa"/>
+            <w:bottom w:w="0" w:type="dxa"/>
+          </w:tblCellMar>
+        </w:tblPrEx>
+        <w:tc>
+          <w:tcPr>
+            <w:tcW w:w="1205" w:type="pct"/>
             <w:tcBorders>
               <w:top w:val="single" w:sz="4" w:space="0" w:color="000000"/>
               <w:left w:val="single" w:sz="4" w:space="0" w:color="000000"/>
@@ -541,34 +559,34 @@
         </w:tc>
         <w:tc>
           <w:tcPr>
-            <w:tcW w:w="1300" w:type="dxa"/>
-            <w:tcBorders>
-              <w:top w:val="single" w:sz="4" w:space="0" w:color="000000"/>
-              <w:left w:val="single" w:sz="4" w:space="0" w:color="000000"/>
-              <w:bottom w:val="single" w:sz="4" w:space="0" w:color="000000"/>
-              <w:right w:val="single" w:sz="4" w:space="0" w:color="000000"/>
-            </w:tcBorders>
-            <w:shd w:val="clear" w:color="auto" w:fill="FFFFFF"/>
-            <w:tcMar>
-              <w:top w:w="60" w:type="dxa"/>
-              <w:left w:w="100" w:type="dxa"/>
-              <w:bottom w:w="60" w:type="dxa"/>
-              <w:right w:w="100" w:type="dxa"/>
-            </w:tcMar>
-          </w:tcPr>
-          <w:p>
-            <w:r>
-              <w:rPr>
-                <w:sz w:val="18"/>
-                <w:szCs w:val="18"/>
-              </w:rPr>
-              <w:t>Abstract Class (Pure Virtual)</w:t>
-            </w:r>
-          </w:p>
-        </w:tc>
-        <w:tc>
-          <w:tcPr>
-            <w:tcW w:w="1600" w:type="dxa"/>
+            <w:tcW w:w="671" w:type="pct"/>
+            <w:tcBorders>
+              <w:top w:val="single" w:sz="4" w:space="0" w:color="000000"/>
+              <w:left w:val="single" w:sz="4" w:space="0" w:color="000000"/>
+              <w:bottom w:val="single" w:sz="4" w:space="0" w:color="000000"/>
+              <w:right w:val="single" w:sz="4" w:space="0" w:color="000000"/>
+            </w:tcBorders>
+            <w:shd w:val="clear" w:color="auto" w:fill="FFFFFF"/>
+            <w:tcMar>
+              <w:top w:w="60" w:type="dxa"/>
+              <w:left w:w="100" w:type="dxa"/>
+              <w:bottom w:w="60" w:type="dxa"/>
+              <w:right w:w="100" w:type="dxa"/>
+            </w:tcMar>
+          </w:tcPr>
+          <w:p>
+            <w:r>
+              <w:rPr>
+                <w:sz w:val="18"/>
+                <w:szCs w:val="18"/>
+              </w:rPr>
+              <w:t>Saf Sanal</w:t>
+            </w:r>
+          </w:p>
+        </w:tc>
+        <w:tc>
+          <w:tcPr>
+            <w:tcW w:w="841" w:type="pct"/>
             <w:tcBorders>
               <w:top w:val="single" w:sz="4" w:space="0" w:color="000000"/>
               <w:left w:val="single" w:sz="4" w:space="0" w:color="000000"/>
@@ -595,7 +613,7 @@
         </w:tc>
         <w:tc>
           <w:tcPr>
-            <w:tcW w:w="4660" w:type="dxa"/>
+            <w:tcW w:w="2284" w:type="pct"/>
             <w:tcBorders>
               <w:top w:val="single" w:sz="4" w:space="0" w:color="000000"/>
               <w:left w:val="single" w:sz="4" w:space="0" w:color="000000"/>
@@ -622,9 +640,15 @@
         </w:tc>
       </w:tr>
       <w:tr>
-        <w:tc>
-          <w:tcPr>
-            <w:tcW w:w="1800" w:type="dxa"/>
+        <w:tblPrEx>
+          <w:tblCellMar>
+            <w:top w:w="0" w:type="dxa"/>
+            <w:bottom w:w="0" w:type="dxa"/>
+          </w:tblCellMar>
+        </w:tblPrEx>
+        <w:tc>
+          <w:tcPr>
+            <w:tcW w:w="1205" w:type="pct"/>
             <w:tcBorders>
               <w:top w:val="single" w:sz="4" w:space="0" w:color="000000"/>
               <w:left w:val="single" w:sz="4" w:space="0" w:color="000000"/>
@@ -658,7 +682,7 @@
         </w:tc>
         <w:tc>
           <w:tcPr>
-            <w:tcW w:w="1300" w:type="dxa"/>
+            <w:tcW w:w="671" w:type="pct"/>
             <w:tcBorders>
               <w:top w:val="single" w:sz="4" w:space="0" w:color="000000"/>
               <w:left w:val="single" w:sz="4" w:space="0" w:color="000000"/>
@@ -685,7 +709,7 @@
         </w:tc>
         <w:tc>
           <w:tcPr>
-            <w:tcW w:w="1600" w:type="dxa"/>
+            <w:tcW w:w="841" w:type="pct"/>
             <w:tcBorders>
               <w:top w:val="single" w:sz="4" w:space="0" w:color="000000"/>
               <w:left w:val="single" w:sz="4" w:space="0" w:color="000000"/>
@@ -712,50 +736,42 @@
         </w:tc>
         <w:tc>
           <w:tcPr>
-            <w:tcW w:w="4660" w:type="dxa"/>
-            <w:tcBorders>
-              <w:top w:val="single" w:sz="4" w:space="0" w:color="000000"/>
-              <w:left w:val="single" w:sz="4" w:space="0" w:color="000000"/>
-              <w:bottom w:val="single" w:sz="4" w:space="0" w:color="000000"/>
-              <w:right w:val="single" w:sz="4" w:space="0" w:color="000000"/>
-            </w:tcBorders>
-            <w:shd w:val="clear" w:color="auto" w:fill="FFFFFF"/>
-            <w:tcMar>
-              <w:top w:w="60" w:type="dxa"/>
-              <w:left w:w="100" w:type="dxa"/>
-              <w:bottom w:w="60" w:type="dxa"/>
-              <w:right w:w="100" w:type="dxa"/>
-            </w:tcMar>
-          </w:tcPr>
-          <w:p>
-            <w:r>
-              <w:rPr>
-                <w:sz w:val="18"/>
-                <w:szCs w:val="18"/>
-              </w:rPr>
-              <w:t xml:space="preserve">Base </w:t>
-            </w:r>
-            <w:r>
-              <w:rPr>
-                <w:sz w:val="18"/>
-                <w:szCs w:val="18"/>
-              </w:rPr>
-              <w:t>virtual</w:t>
-            </w:r>
-            <w:r>
-              <w:rPr>
-                <w:sz w:val="18"/>
-                <w:szCs w:val="18"/>
-              </w:rPr>
-              <w:t xml:space="preserve"> class holding shared device attributes (deviceId, ipAddress, status). Cannot be instantiated directly.</w:t>
+            <w:tcW w:w="2284" w:type="pct"/>
+            <w:tcBorders>
+              <w:top w:val="single" w:sz="4" w:space="0" w:color="000000"/>
+              <w:left w:val="single" w:sz="4" w:space="0" w:color="000000"/>
+              <w:bottom w:val="single" w:sz="4" w:space="0" w:color="000000"/>
+              <w:right w:val="single" w:sz="4" w:space="0" w:color="000000"/>
+            </w:tcBorders>
+            <w:shd w:val="clear" w:color="auto" w:fill="FFFFFF"/>
+            <w:tcMar>
+              <w:top w:w="60" w:type="dxa"/>
+              <w:left w:w="100" w:type="dxa"/>
+              <w:bottom w:w="60" w:type="dxa"/>
+              <w:right w:w="100" w:type="dxa"/>
+            </w:tcMar>
+          </w:tcPr>
+          <w:p>
+            <w:r>
+              <w:rPr>
+                <w:sz w:val="18"/>
+                <w:szCs w:val="18"/>
+              </w:rPr>
+              <w:t>Base abstract class holding shared device attributes (deviceId, ipAddress, status). Cannot be instantiated directly.</w:t>
             </w:r>
           </w:p>
         </w:tc>
       </w:tr>
       <w:tr>
-        <w:tc>
-          <w:tcPr>
-            <w:tcW w:w="1800" w:type="dxa"/>
+        <w:tblPrEx>
+          <w:tblCellMar>
+            <w:top w:w="0" w:type="dxa"/>
+            <w:bottom w:w="0" w:type="dxa"/>
+          </w:tblCellMar>
+        </w:tblPrEx>
+        <w:tc>
+          <w:tcPr>
+            <w:tcW w:w="1205" w:type="pct"/>
             <w:tcBorders>
               <w:top w:val="single" w:sz="4" w:space="0" w:color="000000"/>
               <w:left w:val="single" w:sz="4" w:space="0" w:color="000000"/>
@@ -789,7 +805,7 @@
         </w:tc>
         <w:tc>
           <w:tcPr>
-            <w:tcW w:w="1300" w:type="dxa"/>
+            <w:tcW w:w="671" w:type="pct"/>
             <w:tcBorders>
               <w:top w:val="single" w:sz="4" w:space="0" w:color="000000"/>
               <w:left w:val="single" w:sz="4" w:space="0" w:color="000000"/>
@@ -816,7 +832,7 @@
         </w:tc>
         <w:tc>
           <w:tcPr>
-            <w:tcW w:w="1600" w:type="dxa"/>
+            <w:tcW w:w="841" w:type="pct"/>
             <w:tcBorders>
               <w:top w:val="single" w:sz="4" w:space="0" w:color="000000"/>
               <w:left w:val="single" w:sz="4" w:space="0" w:color="000000"/>
@@ -843,7 +859,7 @@
         </w:tc>
         <w:tc>
           <w:tcPr>
-            <w:tcW w:w="4660" w:type="dxa"/>
+            <w:tcW w:w="2284" w:type="pct"/>
             <w:tcBorders>
               <w:top w:val="single" w:sz="4" w:space="0" w:color="000000"/>
               <w:left w:val="single" w:sz="4" w:space="0" w:color="000000"/>
@@ -870,29 +886,36 @@
         </w:tc>
       </w:tr>
       <w:tr>
-        <w:tc>
-          <w:tcPr>
-            <w:tcW w:w="1800" w:type="dxa"/>
-            <w:tcBorders>
-              <w:top w:val="single" w:sz="4" w:space="0" w:color="000000"/>
-              <w:left w:val="single" w:sz="4" w:space="0" w:color="000000"/>
-              <w:bottom w:val="single" w:sz="4" w:space="0" w:color="000000"/>
-              <w:right w:val="single" w:sz="4" w:space="0" w:color="000000"/>
-            </w:tcBorders>
-            <w:shd w:val="clear" w:color="auto" w:fill="FFFFFF"/>
-            <w:tcMar>
-              <w:top w:w="60" w:type="dxa"/>
-              <w:left w:w="100" w:type="dxa"/>
-              <w:bottom w:w="60" w:type="dxa"/>
-              <w:right w:w="100" w:type="dxa"/>
-            </w:tcMar>
-          </w:tcPr>
-          <w:p>
-            <w:r>
-              <w:rPr>
-                <w:sz w:val="18"/>
-                <w:szCs w:val="18"/>
-              </w:rPr>
+        <w:tblPrEx>
+          <w:tblCellMar>
+            <w:top w:w="0" w:type="dxa"/>
+            <w:bottom w:w="0" w:type="dxa"/>
+          </w:tblCellMar>
+        </w:tblPrEx>
+        <w:tc>
+          <w:tcPr>
+            <w:tcW w:w="1205" w:type="pct"/>
+            <w:tcBorders>
+              <w:top w:val="single" w:sz="4" w:space="0" w:color="000000"/>
+              <w:left w:val="single" w:sz="4" w:space="0" w:color="000000"/>
+              <w:bottom w:val="single" w:sz="4" w:space="0" w:color="000000"/>
+              <w:right w:val="single" w:sz="4" w:space="0" w:color="000000"/>
+            </w:tcBorders>
+            <w:shd w:val="clear" w:color="auto" w:fill="FFFFFF"/>
+            <w:tcMar>
+              <w:top w:w="60" w:type="dxa"/>
+              <w:left w:w="100" w:type="dxa"/>
+              <w:bottom w:w="60" w:type="dxa"/>
+              <w:right w:w="100" w:type="dxa"/>
+            </w:tcMar>
+          </w:tcPr>
+          <w:p>
+            <w:r>
+              <w:rPr>
+                <w:sz w:val="18"/>
+                <w:szCs w:val="18"/>
+              </w:rPr>
+              <w:lastRenderedPageBreak/>
               <w:t>Router</w:t>
             </w:r>
             <w:r>
@@ -906,7 +929,7 @@
         </w:tc>
         <w:tc>
           <w:tcPr>
-            <w:tcW w:w="1300" w:type="dxa"/>
+            <w:tcW w:w="671" w:type="pct"/>
             <w:tcBorders>
               <w:top w:val="single" w:sz="4" w:space="0" w:color="000000"/>
               <w:left w:val="single" w:sz="4" w:space="0" w:color="000000"/>
@@ -933,7 +956,7 @@
         </w:tc>
         <w:tc>
           <w:tcPr>
-            <w:tcW w:w="1600" w:type="dxa"/>
+            <w:tcW w:w="841" w:type="pct"/>
             <w:tcBorders>
               <w:top w:val="single" w:sz="4" w:space="0" w:color="000000"/>
               <w:left w:val="single" w:sz="4" w:space="0" w:color="000000"/>
@@ -960,7 +983,7 @@
         </w:tc>
         <w:tc>
           <w:tcPr>
-            <w:tcW w:w="4660" w:type="dxa"/>
+            <w:tcW w:w="2284" w:type="pct"/>
             <w:tcBorders>
               <w:top w:val="single" w:sz="4" w:space="0" w:color="000000"/>
               <w:left w:val="single" w:sz="4" w:space="0" w:color="000000"/>
@@ -987,9 +1010,15 @@
         </w:tc>
       </w:tr>
       <w:tr>
-        <w:tc>
-          <w:tcPr>
-            <w:tcW w:w="1800" w:type="dxa"/>
+        <w:tblPrEx>
+          <w:tblCellMar>
+            <w:top w:w="0" w:type="dxa"/>
+            <w:bottom w:w="0" w:type="dxa"/>
+          </w:tblCellMar>
+        </w:tblPrEx>
+        <w:tc>
+          <w:tcPr>
+            <w:tcW w:w="1205" w:type="pct"/>
             <w:tcBorders>
               <w:top w:val="single" w:sz="4" w:space="0" w:color="000000"/>
               <w:left w:val="single" w:sz="4" w:space="0" w:color="000000"/>
@@ -1023,7 +1052,7 @@
         </w:tc>
         <w:tc>
           <w:tcPr>
-            <w:tcW w:w="1300" w:type="dxa"/>
+            <w:tcW w:w="671" w:type="pct"/>
             <w:tcBorders>
               <w:top w:val="single" w:sz="4" w:space="0" w:color="000000"/>
               <w:left w:val="single" w:sz="4" w:space="0" w:color="000000"/>
@@ -1050,7 +1079,7 @@
         </w:tc>
         <w:tc>
           <w:tcPr>
-            <w:tcW w:w="1600" w:type="dxa"/>
+            <w:tcW w:w="841" w:type="pct"/>
             <w:tcBorders>
               <w:top w:val="single" w:sz="4" w:space="0" w:color="000000"/>
               <w:left w:val="single" w:sz="4" w:space="0" w:color="000000"/>
@@ -1077,7 +1106,7 @@
         </w:tc>
         <w:tc>
           <w:tcPr>
-            <w:tcW w:w="4660" w:type="dxa"/>
+            <w:tcW w:w="2284" w:type="pct"/>
             <w:tcBorders>
               <w:top w:val="single" w:sz="4" w:space="0" w:color="000000"/>
               <w:left w:val="single" w:sz="4" w:space="0" w:color="000000"/>
@@ -1104,9 +1133,15 @@
         </w:tc>
       </w:tr>
       <w:tr>
-        <w:tc>
-          <w:tcPr>
-            <w:tcW w:w="1800" w:type="dxa"/>
+        <w:tblPrEx>
+          <w:tblCellMar>
+            <w:top w:w="0" w:type="dxa"/>
+            <w:bottom w:w="0" w:type="dxa"/>
+          </w:tblCellMar>
+        </w:tblPrEx>
+        <w:tc>
+          <w:tcPr>
+            <w:tcW w:w="1205" w:type="pct"/>
             <w:tcBorders>
               <w:top w:val="single" w:sz="4" w:space="0" w:color="000000"/>
               <w:left w:val="single" w:sz="4" w:space="0" w:color="000000"/>
@@ -1140,7 +1175,7 @@
         </w:tc>
         <w:tc>
           <w:tcPr>
-            <w:tcW w:w="1300" w:type="dxa"/>
+            <w:tcW w:w="671" w:type="pct"/>
             <w:tcBorders>
               <w:top w:val="single" w:sz="4" w:space="0" w:color="000000"/>
               <w:left w:val="single" w:sz="4" w:space="0" w:color="000000"/>
@@ -1167,7 +1202,7 @@
         </w:tc>
         <w:tc>
           <w:tcPr>
-            <w:tcW w:w="1600" w:type="dxa"/>
+            <w:tcW w:w="841" w:type="pct"/>
             <w:tcBorders>
               <w:top w:val="single" w:sz="4" w:space="0" w:color="000000"/>
               <w:left w:val="single" w:sz="4" w:space="0" w:color="000000"/>
@@ -1194,7 +1229,7 @@
         </w:tc>
         <w:tc>
           <w:tcPr>
-            <w:tcW w:w="4660" w:type="dxa"/>
+            <w:tcW w:w="2284" w:type="pct"/>
             <w:tcBorders>
               <w:top w:val="single" w:sz="4" w:space="0" w:color="000000"/>
               <w:left w:val="single" w:sz="4" w:space="0" w:color="000000"/>
@@ -1221,9 +1256,15 @@
         </w:tc>
       </w:tr>
       <w:tr>
-        <w:tc>
-          <w:tcPr>
-            <w:tcW w:w="1800" w:type="dxa"/>
+        <w:tblPrEx>
+          <w:tblCellMar>
+            <w:top w:w="0" w:type="dxa"/>
+            <w:bottom w:w="0" w:type="dxa"/>
+          </w:tblCellMar>
+        </w:tblPrEx>
+        <w:tc>
+          <w:tcPr>
+            <w:tcW w:w="1205" w:type="pct"/>
             <w:tcBorders>
               <w:top w:val="single" w:sz="4" w:space="0" w:color="000000"/>
               <w:left w:val="single" w:sz="4" w:space="0" w:color="000000"/>
@@ -1257,7 +1298,7 @@
         </w:tc>
         <w:tc>
           <w:tcPr>
-            <w:tcW w:w="1300" w:type="dxa"/>
+            <w:tcW w:w="671" w:type="pct"/>
             <w:tcBorders>
               <w:top w:val="single" w:sz="4" w:space="0" w:color="000000"/>
               <w:left w:val="single" w:sz="4" w:space="0" w:color="000000"/>
@@ -1284,7 +1325,7 @@
         </w:tc>
         <w:tc>
           <w:tcPr>
-            <w:tcW w:w="1600" w:type="dxa"/>
+            <w:tcW w:w="841" w:type="pct"/>
             <w:tcBorders>
               <w:top w:val="single" w:sz="4" w:space="0" w:color="000000"/>
               <w:left w:val="single" w:sz="4" w:space="0" w:color="000000"/>
@@ -1311,7 +1352,7 @@
         </w:tc>
         <w:tc>
           <w:tcPr>
-            <w:tcW w:w="4660" w:type="dxa"/>
+            <w:tcW w:w="2284" w:type="pct"/>
             <w:tcBorders>
               <w:top w:val="single" w:sz="4" w:space="0" w:color="000000"/>
               <w:left w:val="single" w:sz="4" w:space="0" w:color="000000"/>
@@ -1338,77 +1379,69 @@
         </w:tc>
       </w:tr>
       <w:tr>
-        <w:tc>
-          <w:tcPr>
-            <w:tcW w:w="1800" w:type="dxa"/>
-            <w:tcBorders>
-              <w:top w:val="single" w:sz="4" w:space="0" w:color="000000"/>
-              <w:left w:val="single" w:sz="4" w:space="0" w:color="000000"/>
-              <w:bottom w:val="single" w:sz="4" w:space="0" w:color="000000"/>
-              <w:right w:val="single" w:sz="4" w:space="0" w:color="000000"/>
-            </w:tcBorders>
-            <w:shd w:val="clear" w:color="auto" w:fill="FFFFFF"/>
-            <w:tcMar>
-              <w:top w:w="60" w:type="dxa"/>
-              <w:left w:w="100" w:type="dxa"/>
-              <w:bottom w:w="60" w:type="dxa"/>
-              <w:right w:w="100" w:type="dxa"/>
-            </w:tcMar>
-          </w:tcPr>
-          <w:p>
-            <w:r>
-              <w:rPr>
-                <w:sz w:val="18"/>
-                <w:szCs w:val="18"/>
-              </w:rPr>
-              <w:t>DeviceFailure</w:t>
-            </w:r>
-            <w:r>
-              <w:rPr>
-                <w:sz w:val="18"/>
-                <w:szCs w:val="18"/>
-              </w:rPr>
-              <w:t>std::exception.cpp</w:t>
-            </w:r>
-          </w:p>
-        </w:tc>
-        <w:tc>
-          <w:tcPr>
-            <w:tcW w:w="1300" w:type="dxa"/>
-            <w:tcBorders>
-              <w:top w:val="single" w:sz="4" w:space="0" w:color="000000"/>
-              <w:left w:val="single" w:sz="4" w:space="0" w:color="000000"/>
-              <w:bottom w:val="single" w:sz="4" w:space="0" w:color="000000"/>
-              <w:right w:val="single" w:sz="4" w:space="0" w:color="000000"/>
-            </w:tcBorders>
-            <w:shd w:val="clear" w:color="auto" w:fill="FFFFFF"/>
-            <w:tcMar>
-              <w:top w:w="60" w:type="dxa"/>
-              <w:left w:w="100" w:type="dxa"/>
-              <w:bottom w:w="60" w:type="dxa"/>
-              <w:right w:w="100" w:type="dxa"/>
-            </w:tcMar>
-          </w:tcPr>
-          <w:p>
-            <w:r>
-              <w:rPr>
-                <w:sz w:val="18"/>
-                <w:szCs w:val="18"/>
-              </w:rPr>
-              <w:t xml:space="preserve">Custom </w:t>
-            </w:r>
-            <w:r>
-              <w:rPr>
-                <w:sz w:val="18"/>
-                <w:szCs w:val="18"/>
-              </w:rPr>
-              <w:t>std::exception</w:t>
-            </w:r>
-          </w:p>
-        </w:tc>
-        <w:tc>
-          <w:tcPr>
-            <w:tcW w:w="1600" w:type="dxa"/>
+        <w:tblPrEx>
+          <w:tblCellMar>
+            <w:top w:w="0" w:type="dxa"/>
+            <w:bottom w:w="0" w:type="dxa"/>
+          </w:tblCellMar>
+        </w:tblPrEx>
+        <w:tc>
+          <w:tcPr>
+            <w:tcW w:w="1205" w:type="pct"/>
+            <w:tcBorders>
+              <w:top w:val="single" w:sz="4" w:space="0" w:color="000000"/>
+              <w:left w:val="single" w:sz="4" w:space="0" w:color="000000"/>
+              <w:bottom w:val="single" w:sz="4" w:space="0" w:color="000000"/>
+              <w:right w:val="single" w:sz="4" w:space="0" w:color="000000"/>
+            </w:tcBorders>
+            <w:shd w:val="clear" w:color="auto" w:fill="FFFFFF"/>
+            <w:tcMar>
+              <w:top w:w="60" w:type="dxa"/>
+              <w:left w:w="100" w:type="dxa"/>
+              <w:bottom w:w="60" w:type="dxa"/>
+              <w:right w:w="100" w:type="dxa"/>
+            </w:tcMar>
+          </w:tcPr>
+          <w:p>
+            <w:r>
+              <w:rPr>
+                <w:sz w:val="18"/>
+                <w:szCs w:val="18"/>
+              </w:rPr>
+              <w:t>DeviceFailureException.cpp</w:t>
+            </w:r>
+          </w:p>
+        </w:tc>
+        <w:tc>
+          <w:tcPr>
+            <w:tcW w:w="671" w:type="pct"/>
+            <w:tcBorders>
+              <w:top w:val="single" w:sz="4" w:space="0" w:color="000000"/>
+              <w:left w:val="single" w:sz="4" w:space="0" w:color="000000"/>
+              <w:bottom w:val="single" w:sz="4" w:space="0" w:color="000000"/>
+              <w:right w:val="single" w:sz="4" w:space="0" w:color="000000"/>
+            </w:tcBorders>
+            <w:shd w:val="clear" w:color="auto" w:fill="FFFFFF"/>
+            <w:tcMar>
+              <w:top w:w="60" w:type="dxa"/>
+              <w:left w:w="100" w:type="dxa"/>
+              <w:bottom w:w="60" w:type="dxa"/>
+              <w:right w:w="100" w:type="dxa"/>
+            </w:tcMar>
+          </w:tcPr>
+          <w:p>
+            <w:r>
+              <w:rPr>
+                <w:sz w:val="18"/>
+                <w:szCs w:val="18"/>
+              </w:rPr>
+              <w:t>Custom Exception</w:t>
+            </w:r>
+          </w:p>
+        </w:tc>
+        <w:tc>
+          <w:tcPr>
+            <w:tcW w:w="841" w:type="pct"/>
             <w:tcBorders>
               <w:top w:val="single" w:sz="4" w:space="0" w:color="000000"/>
               <w:left w:val="single" w:sz="4" w:space="0" w:color="000000"/>
@@ -1435,50 +1468,49 @@
         </w:tc>
         <w:tc>
           <w:tcPr>
-            <w:tcW w:w="4660" w:type="dxa"/>
-            <w:tcBorders>
-              <w:top w:val="single" w:sz="4" w:space="0" w:color="000000"/>
-              <w:left w:val="single" w:sz="4" w:space="0" w:color="000000"/>
-              <w:bottom w:val="single" w:sz="4" w:space="0" w:color="000000"/>
-              <w:right w:val="single" w:sz="4" w:space="0" w:color="000000"/>
-            </w:tcBorders>
-            <w:shd w:val="clear" w:color="auto" w:fill="FFFFFF"/>
-            <w:tcMar>
-              <w:top w:w="60" w:type="dxa"/>
-              <w:left w:w="100" w:type="dxa"/>
-              <w:bottom w:w="60" w:type="dxa"/>
-              <w:right w:w="100" w:type="dxa"/>
-            </w:tcMar>
-          </w:tcPr>
-          <w:p>
-            <w:r>
-              <w:rPr>
-                <w:sz w:val="18"/>
-                <w:szCs w:val="18"/>
-              </w:rPr>
-              <w:t xml:space="preserve">Checked </w:t>
-            </w:r>
-            <w:r>
-              <w:rPr>
-                <w:sz w:val="18"/>
-                <w:szCs w:val="18"/>
-              </w:rPr>
-              <w:t>std::exception</w:t>
-            </w:r>
-            <w:r>
-              <w:rPr>
-                <w:sz w:val="18"/>
-                <w:szCs w:val="18"/>
-              </w:rPr>
-              <w:t xml:space="preserve"> representing hardware failures; devices throw it with 5% probability; caught by try-catch to prevent crashes.</w:t>
+            <w:tcW w:w="2284" w:type="pct"/>
+            <w:tcBorders>
+              <w:top w:val="single" w:sz="4" w:space="0" w:color="000000"/>
+              <w:left w:val="single" w:sz="4" w:space="0" w:color="000000"/>
+              <w:bottom w:val="single" w:sz="4" w:space="0" w:color="000000"/>
+              <w:right w:val="single" w:sz="4" w:space="0" w:color="000000"/>
+            </w:tcBorders>
+            <w:shd w:val="clear" w:color="auto" w:fill="FFFFFF"/>
+            <w:tcMar>
+              <w:top w:w="60" w:type="dxa"/>
+              <w:left w:w="100" w:type="dxa"/>
+              <w:bottom w:w="60" w:type="dxa"/>
+              <w:right w:w="100" w:type="dxa"/>
+            </w:tcMar>
+          </w:tcPr>
+          <w:p>
+            <w:r>
+              <w:rPr>
+                <w:sz w:val="18"/>
+                <w:szCs w:val="18"/>
+              </w:rPr>
+              <w:t>Checked Exception representing hardware failures; devices throw it with 5% probability</w:t>
+            </w:r>
+            <w:r>
+              <w:rPr>
+                <w:sz w:val="18"/>
+                <w:szCs w:val="18"/>
+              </w:rPr>
+              <w:t>; caught by try-catch to prevent crashes.</w:t>
             </w:r>
           </w:p>
         </w:tc>
       </w:tr>
       <w:tr>
-        <w:tc>
-          <w:tcPr>
-            <w:tcW w:w="1800" w:type="dxa"/>
+        <w:tblPrEx>
+          <w:tblCellMar>
+            <w:top w:w="0" w:type="dxa"/>
+            <w:bottom w:w="0" w:type="dxa"/>
+          </w:tblCellMar>
+        </w:tblPrEx>
+        <w:tc>
+          <w:tcPr>
+            <w:tcW w:w="1205" w:type="pct"/>
             <w:tcBorders>
               <w:top w:val="single" w:sz="4" w:space="0" w:color="000000"/>
               <w:left w:val="single" w:sz="4" w:space="0" w:color="000000"/>
@@ -1512,7 +1544,7 @@
         </w:tc>
         <w:tc>
           <w:tcPr>
-            <w:tcW w:w="1300" w:type="dxa"/>
+            <w:tcW w:w="671" w:type="pct"/>
             <w:tcBorders>
               <w:top w:val="single" w:sz="4" w:space="0" w:color="000000"/>
               <w:left w:val="single" w:sz="4" w:space="0" w:color="000000"/>
@@ -1539,7 +1571,7 @@
         </w:tc>
         <w:tc>
           <w:tcPr>
-            <w:tcW w:w="1600" w:type="dxa"/>
+            <w:tcW w:w="841" w:type="pct"/>
             <w:tcBorders>
               <w:top w:val="single" w:sz="4" w:space="0" w:color="000000"/>
               <w:left w:val="single" w:sz="4" w:space="0" w:color="000000"/>
@@ -1566,7 +1598,7 @@
         </w:tc>
         <w:tc>
           <w:tcPr>
-            <w:tcW w:w="4660" w:type="dxa"/>
+            <w:tcW w:w="2284" w:type="pct"/>
             <w:tcBorders>
               <w:top w:val="single" w:sz="4" w:space="0" w:color="000000"/>
               <w:left w:val="single" w:sz="4" w:space="0" w:color="000000"/>
@@ -1593,9 +1625,15 @@
         </w:tc>
       </w:tr>
       <w:tr>
-        <w:tc>
-          <w:tcPr>
-            <w:tcW w:w="1800" w:type="dxa"/>
+        <w:tblPrEx>
+          <w:tblCellMar>
+            <w:top w:w="0" w:type="dxa"/>
+            <w:bottom w:w="0" w:type="dxa"/>
+          </w:tblCellMar>
+        </w:tblPrEx>
+        <w:tc>
+          <w:tcPr>
+            <w:tcW w:w="1205" w:type="pct"/>
             <w:tcBorders>
               <w:top w:val="single" w:sz="4" w:space="0" w:color="000000"/>
               <w:left w:val="single" w:sz="4" w:space="0" w:color="000000"/>
@@ -1629,7 +1667,7 @@
         </w:tc>
         <w:tc>
           <w:tcPr>
-            <w:tcW w:w="1300" w:type="dxa"/>
+            <w:tcW w:w="671" w:type="pct"/>
             <w:tcBorders>
               <w:top w:val="single" w:sz="4" w:space="0" w:color="000000"/>
               <w:left w:val="single" w:sz="4" w:space="0" w:color="000000"/>
@@ -1656,7 +1694,7 @@
         </w:tc>
         <w:tc>
           <w:tcPr>
-            <w:tcW w:w="1600" w:type="dxa"/>
+            <w:tcW w:w="841" w:type="pct"/>
             <w:tcBorders>
               <w:top w:val="single" w:sz="4" w:space="0" w:color="000000"/>
               <w:left w:val="single" w:sz="4" w:space="0" w:color="000000"/>
@@ -1683,36 +1721,56 @@
         </w:tc>
         <w:tc>
           <w:tcPr>
-            <w:tcW w:w="4660" w:type="dxa"/>
-            <w:tcBorders>
-              <w:top w:val="single" w:sz="4" w:space="0" w:color="000000"/>
-              <w:left w:val="single" w:sz="4" w:space="0" w:color="000000"/>
-              <w:bottom w:val="single" w:sz="4" w:space="0" w:color="000000"/>
-              <w:right w:val="single" w:sz="4" w:space="0" w:color="000000"/>
-            </w:tcBorders>
-            <w:shd w:val="clear" w:color="auto" w:fill="FFFFFF"/>
-            <w:tcMar>
-              <w:top w:w="60" w:type="dxa"/>
-              <w:left w:w="100" w:type="dxa"/>
-              <w:bottom w:w="60" w:type="dxa"/>
-              <w:right w:w="100" w:type="dxa"/>
-            </w:tcMar>
-          </w:tcPr>
-          <w:p>
-            <w:r>
-              <w:rPr>
-                <w:sz w:val="18"/>
-                <w:szCs w:val="18"/>
-              </w:rPr>
-              <w:t>Persistently saves security events to security_logs.txt using BufferedWriter with append mode.</w:t>
+            <w:tcW w:w="2284" w:type="pct"/>
+            <w:tcBorders>
+              <w:top w:val="single" w:sz="4" w:space="0" w:color="000000"/>
+              <w:left w:val="single" w:sz="4" w:space="0" w:color="000000"/>
+              <w:bottom w:val="single" w:sz="4" w:space="0" w:color="000000"/>
+              <w:right w:val="single" w:sz="4" w:space="0" w:color="000000"/>
+            </w:tcBorders>
+            <w:shd w:val="clear" w:color="auto" w:fill="FFFFFF"/>
+            <w:tcMar>
+              <w:top w:w="60" w:type="dxa"/>
+              <w:left w:w="100" w:type="dxa"/>
+              <w:bottom w:w="60" w:type="dxa"/>
+              <w:right w:w="100" w:type="dxa"/>
+            </w:tcMar>
+          </w:tcPr>
+          <w:p>
+            <w:r>
+              <w:rPr>
+                <w:sz w:val="18"/>
+                <w:szCs w:val="18"/>
+              </w:rPr>
+              <w:t xml:space="preserve">Persistently saves security events to security_logs.txt using </w:t>
+            </w:r>
+            <w:r>
+              <w:rPr>
+                <w:sz w:val="18"/>
+                <w:szCs w:val="18"/>
+              </w:rPr>
+              <w:t>Std::ofstream</w:t>
+            </w:r>
+            <w:r>
+              <w:rPr>
+                <w:sz w:val="18"/>
+                <w:szCs w:val="18"/>
+              </w:rPr>
+              <w:t xml:space="preserve"> with append mode.</w:t>
             </w:r>
           </w:p>
         </w:tc>
       </w:tr>
       <w:tr>
-        <w:tc>
-          <w:tcPr>
-            <w:tcW w:w="1800" w:type="dxa"/>
+        <w:tblPrEx>
+          <w:tblCellMar>
+            <w:top w:w="0" w:type="dxa"/>
+            <w:bottom w:w="0" w:type="dxa"/>
+          </w:tblCellMar>
+        </w:tblPrEx>
+        <w:tc>
+          <w:tcPr>
+            <w:tcW w:w="1205" w:type="pct"/>
             <w:tcBorders>
               <w:top w:val="single" w:sz="4" w:space="0" w:color="000000"/>
               <w:left w:val="single" w:sz="4" w:space="0" w:color="000000"/>
@@ -1746,7 +1804,7 @@
         </w:tc>
         <w:tc>
           <w:tcPr>
-            <w:tcW w:w="1300" w:type="dxa"/>
+            <w:tcW w:w="671" w:type="pct"/>
             <w:tcBorders>
               <w:top w:val="single" w:sz="4" w:space="0" w:color="000000"/>
               <w:left w:val="single" w:sz="4" w:space="0" w:color="000000"/>
@@ -1773,7 +1831,7 @@
         </w:tc>
         <w:tc>
           <w:tcPr>
-            <w:tcW w:w="1600" w:type="dxa"/>
+            <w:tcW w:w="841" w:type="pct"/>
             <w:tcBorders>
               <w:top w:val="single" w:sz="4" w:space="0" w:color="000000"/>
               <w:left w:val="single" w:sz="4" w:space="0" w:color="000000"/>
@@ -1800,7 +1858,7 @@
         </w:tc>
         <w:tc>
           <w:tcPr>
-            <w:tcW w:w="4660" w:type="dxa"/>
+            <w:tcW w:w="2284" w:type="pct"/>
             <w:tcBorders>
               <w:top w:val="single" w:sz="4" w:space="0" w:color="000000"/>
               <w:left w:val="single" w:sz="4" w:space="0" w:color="000000"/>
@@ -1854,7 +1912,6 @@
         <w:jc w:val="both"/>
       </w:pPr>
       <w:r>
-        <w:lastRenderedPageBreak/>
         <w:t>IoTGuard comprehensively applies the five core object-oriented programming principles in real-world scenarios. Table II summarizes how each principle is implemented within the project.</w:t>
       </w:r>
     </w:p>
@@ -1880,8 +1937,7 @@
     </w:p>
     <w:tbl>
       <w:tblPr>
-        <w:tblW w:w="9360" w:type="dxa"/>
-        <w:tblInd w:w="-1" w:type="dxa"/>
+        <w:tblW w:w="5000" w:type="pct"/>
         <w:tblBorders>
           <w:top w:val="single" w:sz="4" w:space="0" w:color="auto"/>
           <w:left w:val="single" w:sz="4" w:space="0" w:color="auto"/>
@@ -1894,20 +1950,26 @@
           <w:left w:w="10" w:type="dxa"/>
           <w:right w:w="10" w:type="dxa"/>
         </w:tblCellMar>
-        <w:tblLook w:val="0000" w:firstRow="0" w:lastRow="0" w:firstColumn="0" w:lastColumn="0" w:noHBand="0" w:noVBand="0"/>
+        <w:tblLook w:val="04A0" w:firstRow="1" w:lastRow="0" w:firstColumn="1" w:lastColumn="0" w:noHBand="0" w:noVBand="1"/>
       </w:tblPr>
       <w:tblGrid>
-        <w:gridCol w:w="2000"/>
-        <w:gridCol w:w="2800"/>
-        <w:gridCol w:w="4560"/>
+        <w:gridCol w:w="1056"/>
+        <w:gridCol w:w="1627"/>
+        <w:gridCol w:w="1627"/>
       </w:tblGrid>
       <w:tr>
+        <w:tblPrEx>
+          <w:tblCellMar>
+            <w:top w:w="0" w:type="dxa"/>
+            <w:bottom w:w="0" w:type="dxa"/>
+          </w:tblCellMar>
+        </w:tblPrEx>
         <w:trPr>
           <w:tblHeader/>
         </w:trPr>
         <w:tc>
           <w:tcPr>
-            <w:tcW w:w="2000" w:type="dxa"/>
+            <w:tcW w:w="1068" w:type="pct"/>
             <w:tcBorders>
               <w:top w:val="single" w:sz="4" w:space="0" w:color="000000"/>
               <w:left w:val="single" w:sz="4" w:space="0" w:color="000000"/>
@@ -1930,13 +1992,14 @@
                 <w:sz w:val="18"/>
                 <w:szCs w:val="18"/>
               </w:rPr>
+              <w:lastRenderedPageBreak/>
               <w:t>OOP Principle</w:t>
             </w:r>
           </w:p>
         </w:tc>
         <w:tc>
           <w:tcPr>
-            <w:tcW w:w="2800" w:type="dxa"/>
+            <w:tcW w:w="1496" w:type="pct"/>
             <w:tcBorders>
               <w:top w:val="single" w:sz="4" w:space="0" w:color="000000"/>
               <w:left w:val="single" w:sz="4" w:space="0" w:color="000000"/>
@@ -1965,7 +2028,7 @@
         </w:tc>
         <w:tc>
           <w:tcPr>
-            <w:tcW w:w="4560" w:type="dxa"/>
+            <w:tcW w:w="2436" w:type="pct"/>
             <w:tcBorders>
               <w:top w:val="single" w:sz="4" w:space="0" w:color="000000"/>
               <w:left w:val="single" w:sz="4" w:space="0" w:color="000000"/>
@@ -1994,9 +2057,15 @@
         </w:tc>
       </w:tr>
       <w:tr>
-        <w:tc>
-          <w:tcPr>
-            <w:tcW w:w="2000" w:type="dxa"/>
+        <w:tblPrEx>
+          <w:tblCellMar>
+            <w:top w:w="0" w:type="dxa"/>
+            <w:bottom w:w="0" w:type="dxa"/>
+          </w:tblCellMar>
+        </w:tblPrEx>
+        <w:tc>
+          <w:tcPr>
+            <w:tcW w:w="1068" w:type="pct"/>
             <w:tcBorders>
               <w:top w:val="single" w:sz="4" w:space="0" w:color="000000"/>
               <w:left w:val="single" w:sz="4" w:space="0" w:color="000000"/>
@@ -2023,7 +2092,7 @@
         </w:tc>
         <w:tc>
           <w:tcPr>
-            <w:tcW w:w="2800" w:type="dxa"/>
+            <w:tcW w:w="1496" w:type="pct"/>
             <w:tcBorders>
               <w:top w:val="single" w:sz="4" w:space="0" w:color="000000"/>
               <w:left w:val="single" w:sz="4" w:space="0" w:color="000000"/>
@@ -2050,7 +2119,7 @@
         </w:tc>
         <w:tc>
           <w:tcPr>
-            <w:tcW w:w="4560" w:type="dxa"/>
+            <w:tcW w:w="2436" w:type="pct"/>
             <w:tcBorders>
               <w:top w:val="single" w:sz="4" w:space="0" w:color="000000"/>
               <w:left w:val="single" w:sz="4" w:space="0" w:color="000000"/>
@@ -2077,9 +2146,15 @@
         </w:tc>
       </w:tr>
       <w:tr>
-        <w:tc>
-          <w:tcPr>
-            <w:tcW w:w="2000" w:type="dxa"/>
+        <w:tblPrEx>
+          <w:tblCellMar>
+            <w:top w:w="0" w:type="dxa"/>
+            <w:bottom w:w="0" w:type="dxa"/>
+          </w:tblCellMar>
+        </w:tblPrEx>
+        <w:tc>
+          <w:tcPr>
+            <w:tcW w:w="1068" w:type="pct"/>
             <w:tcBorders>
               <w:top w:val="single" w:sz="4" w:space="0" w:color="000000"/>
               <w:left w:val="single" w:sz="4" w:space="0" w:color="000000"/>
@@ -2106,7 +2181,7 @@
         </w:tc>
         <w:tc>
           <w:tcPr>
-            <w:tcW w:w="2800" w:type="dxa"/>
+            <w:tcW w:w="1496" w:type="pct"/>
             <w:tcBorders>
               <w:top w:val="single" w:sz="4" w:space="0" w:color="000000"/>
               <w:left w:val="single" w:sz="4" w:space="0" w:color="000000"/>
@@ -2133,7 +2208,7 @@
         </w:tc>
         <w:tc>
           <w:tcPr>
-            <w:tcW w:w="4560" w:type="dxa"/>
+            <w:tcW w:w="2436" w:type="pct"/>
             <w:tcBorders>
               <w:top w:val="single" w:sz="4" w:space="0" w:color="000000"/>
               <w:left w:val="single" w:sz="4" w:space="0" w:color="000000"/>
@@ -2160,9 +2235,15 @@
         </w:tc>
       </w:tr>
       <w:tr>
-        <w:tc>
-          <w:tcPr>
-            <w:tcW w:w="2000" w:type="dxa"/>
+        <w:tblPrEx>
+          <w:tblCellMar>
+            <w:top w:w="0" w:type="dxa"/>
+            <w:bottom w:w="0" w:type="dxa"/>
+          </w:tblCellMar>
+        </w:tblPrEx>
+        <w:tc>
+          <w:tcPr>
+            <w:tcW w:w="1068" w:type="pct"/>
             <w:tcBorders>
               <w:top w:val="single" w:sz="4" w:space="0" w:color="000000"/>
               <w:left w:val="single" w:sz="4" w:space="0" w:color="000000"/>
@@ -2189,132 +2270,96 @@
         </w:tc>
         <w:tc>
           <w:tcPr>
-            <w:tcW w:w="2800" w:type="dxa"/>
-            <w:tcBorders>
-              <w:top w:val="single" w:sz="4" w:space="0" w:color="000000"/>
-              <w:left w:val="single" w:sz="4" w:space="0" w:color="000000"/>
-              <w:bottom w:val="single" w:sz="4" w:space="0" w:color="000000"/>
-              <w:right w:val="single" w:sz="4" w:space="0" w:color="000000"/>
-            </w:tcBorders>
-            <w:shd w:val="clear" w:color="auto" w:fill="FFFFFF"/>
-            <w:tcMar>
-              <w:top w:w="60" w:type="dxa"/>
-              <w:left w:w="100" w:type="dxa"/>
-              <w:bottom w:w="60" w:type="dxa"/>
-              <w:right w:w="100" w:type="dxa"/>
-            </w:tcMar>
-          </w:tcPr>
-          <w:p>
-            <w:r>
-              <w:rPr>
-                <w:sz w:val="18"/>
-                <w:szCs w:val="18"/>
-              </w:rPr>
-              <w:t>Device (</w:t>
-            </w:r>
-            <w:r>
-              <w:rPr>
-                <w:sz w:val="18"/>
-                <w:szCs w:val="18"/>
-              </w:rPr>
-              <w:t>virtual</w:t>
-            </w:r>
-            <w:r>
-              <w:rPr>
-                <w:sz w:val="18"/>
-                <w:szCs w:val="18"/>
-              </w:rPr>
-              <w:t>) + performSelfDiagnostic()</w:t>
-            </w:r>
-          </w:p>
-        </w:tc>
-        <w:tc>
-          <w:tcPr>
-            <w:tcW w:w="4560" w:type="dxa"/>
-            <w:tcBorders>
-              <w:top w:val="single" w:sz="4" w:space="0" w:color="000000"/>
-              <w:left w:val="single" w:sz="4" w:space="0" w:color="000000"/>
-              <w:bottom w:val="single" w:sz="4" w:space="0" w:color="000000"/>
-              <w:right w:val="single" w:sz="4" w:space="0" w:color="000000"/>
-            </w:tcBorders>
-            <w:shd w:val="clear" w:color="auto" w:fill="FFFFFF"/>
-            <w:tcMar>
-              <w:top w:w="60" w:type="dxa"/>
-              <w:left w:w="100" w:type="dxa"/>
-              <w:bottom w:w="60" w:type="dxa"/>
-              <w:right w:w="100" w:type="dxa"/>
-            </w:tcMar>
-          </w:tcPr>
-          <w:p>
-            <w:r>
-              <w:rPr>
-                <w:sz w:val="18"/>
-                <w:szCs w:val="18"/>
-              </w:rPr>
-              <w:t xml:space="preserve">Device is </w:t>
-            </w:r>
-            <w:r>
-              <w:rPr>
-                <w:sz w:val="18"/>
-                <w:szCs w:val="18"/>
-              </w:rPr>
-              <w:t>virtual</w:t>
-            </w:r>
-            <w:r>
-              <w:rPr>
-                <w:sz w:val="18"/>
-                <w:szCs w:val="18"/>
-              </w:rPr>
-              <w:t xml:space="preserve">; the </w:t>
-            </w:r>
-            <w:r>
-              <w:rPr>
-                <w:sz w:val="18"/>
-                <w:szCs w:val="18"/>
-              </w:rPr>
-              <w:t>virtual</w:t>
-            </w:r>
-            <w:r>
-              <w:rPr>
-                <w:sz w:val="18"/>
-                <w:szCs w:val="18"/>
-              </w:rPr>
-              <w:t xml:space="preserve"> performSelfDiagnostic() forces every subclass to provide its own diagnostic logic.</w:t>
+            <w:tcW w:w="1496" w:type="pct"/>
+            <w:tcBorders>
+              <w:top w:val="single" w:sz="4" w:space="0" w:color="000000"/>
+              <w:left w:val="single" w:sz="4" w:space="0" w:color="000000"/>
+              <w:bottom w:val="single" w:sz="4" w:space="0" w:color="000000"/>
+              <w:right w:val="single" w:sz="4" w:space="0" w:color="000000"/>
+            </w:tcBorders>
+            <w:shd w:val="clear" w:color="auto" w:fill="FFFFFF"/>
+            <w:tcMar>
+              <w:top w:w="60" w:type="dxa"/>
+              <w:left w:w="100" w:type="dxa"/>
+              <w:bottom w:w="60" w:type="dxa"/>
+              <w:right w:w="100" w:type="dxa"/>
+            </w:tcMar>
+          </w:tcPr>
+          <w:p>
+            <w:r>
+              <w:rPr>
+                <w:sz w:val="18"/>
+                <w:szCs w:val="18"/>
+              </w:rPr>
+              <w:t>Device (abstract) + performSelfDiagnostic()</w:t>
+            </w:r>
+          </w:p>
+        </w:tc>
+        <w:tc>
+          <w:tcPr>
+            <w:tcW w:w="2436" w:type="pct"/>
+            <w:tcBorders>
+              <w:top w:val="single" w:sz="4" w:space="0" w:color="000000"/>
+              <w:left w:val="single" w:sz="4" w:space="0" w:color="000000"/>
+              <w:bottom w:val="single" w:sz="4" w:space="0" w:color="000000"/>
+              <w:right w:val="single" w:sz="4" w:space="0" w:color="000000"/>
+            </w:tcBorders>
+            <w:shd w:val="clear" w:color="auto" w:fill="FFFFFF"/>
+            <w:tcMar>
+              <w:top w:w="60" w:type="dxa"/>
+              <w:left w:w="100" w:type="dxa"/>
+              <w:bottom w:w="60" w:type="dxa"/>
+              <w:right w:w="100" w:type="dxa"/>
+            </w:tcMar>
+          </w:tcPr>
+          <w:p>
+            <w:r>
+              <w:rPr>
+                <w:sz w:val="18"/>
+                <w:szCs w:val="18"/>
+              </w:rPr>
+              <w:t>Device is abstract; the abstract performSelfDiagnostic() forces every subclass to provide its own diagnostic logic.</w:t>
             </w:r>
           </w:p>
         </w:tc>
       </w:tr>
       <w:tr>
-        <w:tc>
-          <w:tcPr>
-            <w:tcW w:w="2000" w:type="dxa"/>
-            <w:tcBorders>
-              <w:top w:val="single" w:sz="4" w:space="0" w:color="000000"/>
-              <w:left w:val="single" w:sz="4" w:space="0" w:color="000000"/>
-              <w:bottom w:val="single" w:sz="4" w:space="0" w:color="000000"/>
-              <w:right w:val="single" w:sz="4" w:space="0" w:color="000000"/>
-            </w:tcBorders>
-            <w:shd w:val="clear" w:color="auto" w:fill="FFFFFF"/>
-            <w:tcMar>
-              <w:top w:w="60" w:type="dxa"/>
-              <w:left w:w="100" w:type="dxa"/>
-              <w:bottom w:w="60" w:type="dxa"/>
-              <w:right w:w="100" w:type="dxa"/>
-            </w:tcMar>
-          </w:tcPr>
-          <w:p>
-            <w:r>
-              <w:rPr>
-                <w:sz w:val="18"/>
-                <w:szCs w:val="18"/>
-              </w:rPr>
-              <w:t>Abstract Class (Pure Virtual)</w:t>
-            </w:r>
-          </w:p>
-        </w:tc>
-        <w:tc>
-          <w:tcPr>
-            <w:tcW w:w="2800" w:type="dxa"/>
+        <w:tblPrEx>
+          <w:tblCellMar>
+            <w:top w:w="0" w:type="dxa"/>
+            <w:bottom w:w="0" w:type="dxa"/>
+          </w:tblCellMar>
+        </w:tblPrEx>
+        <w:tc>
+          <w:tcPr>
+            <w:tcW w:w="1068" w:type="pct"/>
+            <w:tcBorders>
+              <w:top w:val="single" w:sz="4" w:space="0" w:color="000000"/>
+              <w:left w:val="single" w:sz="4" w:space="0" w:color="000000"/>
+              <w:bottom w:val="single" w:sz="4" w:space="0" w:color="000000"/>
+              <w:right w:val="single" w:sz="4" w:space="0" w:color="000000"/>
+            </w:tcBorders>
+            <w:shd w:val="clear" w:color="auto" w:fill="FFFFFF"/>
+            <w:tcMar>
+              <w:top w:w="60" w:type="dxa"/>
+              <w:left w:w="100" w:type="dxa"/>
+              <w:bottom w:w="60" w:type="dxa"/>
+              <w:right w:w="100" w:type="dxa"/>
+            </w:tcMar>
+          </w:tcPr>
+          <w:p>
+            <w:r>
+              <w:rPr>
+                <w:sz w:val="18"/>
+                <w:szCs w:val="18"/>
+              </w:rPr>
+              <w:t>Saf Sanal</w:t>
+            </w:r>
+          </w:p>
+        </w:tc>
+        <w:tc>
+          <w:tcPr>
+            <w:tcW w:w="1496" w:type="pct"/>
             <w:tcBorders>
               <w:top w:val="single" w:sz="4" w:space="0" w:color="000000"/>
               <w:left w:val="single" w:sz="4" w:space="0" w:color="000000"/>
@@ -2341,36 +2386,56 @@
         </w:tc>
         <w:tc>
           <w:tcPr>
-            <w:tcW w:w="4560" w:type="dxa"/>
-            <w:tcBorders>
-              <w:top w:val="single" w:sz="4" w:space="0" w:color="000000"/>
-              <w:left w:val="single" w:sz="4" w:space="0" w:color="000000"/>
-              <w:bottom w:val="single" w:sz="4" w:space="0" w:color="000000"/>
-              <w:right w:val="single" w:sz="4" w:space="0" w:color="000000"/>
-            </w:tcBorders>
-            <w:shd w:val="clear" w:color="auto" w:fill="FFFFFF"/>
-            <w:tcMar>
-              <w:top w:w="60" w:type="dxa"/>
-              <w:left w:w="100" w:type="dxa"/>
-              <w:bottom w:w="60" w:type="dxa"/>
-              <w:right w:w="100" w:type="dxa"/>
-            </w:tcMar>
-          </w:tcPr>
-          <w:p>
-            <w:r>
-              <w:rPr>
-                <w:sz w:val="18"/>
-                <w:szCs w:val="18"/>
-              </w:rPr>
-              <w:t>The Monitorable interface mandates scanForThreats() and reportEvent() as a contract for all monitorable devices.</w:t>
+            <w:tcW w:w="2436" w:type="pct"/>
+            <w:tcBorders>
+              <w:top w:val="single" w:sz="4" w:space="0" w:color="000000"/>
+              <w:left w:val="single" w:sz="4" w:space="0" w:color="000000"/>
+              <w:bottom w:val="single" w:sz="4" w:space="0" w:color="000000"/>
+              <w:right w:val="single" w:sz="4" w:space="0" w:color="000000"/>
+            </w:tcBorders>
+            <w:shd w:val="clear" w:color="auto" w:fill="FFFFFF"/>
+            <w:tcMar>
+              <w:top w:w="60" w:type="dxa"/>
+              <w:left w:w="100" w:type="dxa"/>
+              <w:bottom w:w="60" w:type="dxa"/>
+              <w:right w:w="100" w:type="dxa"/>
+            </w:tcMar>
+          </w:tcPr>
+          <w:p>
+            <w:r>
+              <w:rPr>
+                <w:sz w:val="18"/>
+                <w:szCs w:val="18"/>
+              </w:rPr>
+              <w:t xml:space="preserve">The Monitorable </w:t>
+            </w:r>
+            <w:r>
+              <w:rPr>
+                <w:sz w:val="18"/>
+                <w:szCs w:val="18"/>
+              </w:rPr>
+              <w:t>Saf Sanal</w:t>
+            </w:r>
+            <w:r>
+              <w:rPr>
+                <w:sz w:val="18"/>
+                <w:szCs w:val="18"/>
+              </w:rPr>
+              <w:t xml:space="preserve"> mandates scanForThreats() and reportEvent() as a contract for all monitorable devices.</w:t>
             </w:r>
           </w:p>
         </w:tc>
       </w:tr>
       <w:tr>
-        <w:tc>
-          <w:tcPr>
-            <w:tcW w:w="2000" w:type="dxa"/>
+        <w:tblPrEx>
+          <w:tblCellMar>
+            <w:top w:w="0" w:type="dxa"/>
+            <w:bottom w:w="0" w:type="dxa"/>
+          </w:tblCellMar>
+        </w:tblPrEx>
+        <w:tc>
+          <w:tcPr>
+            <w:tcW w:w="1068" w:type="pct"/>
             <w:tcBorders>
               <w:top w:val="single" w:sz="4" w:space="0" w:color="000000"/>
               <w:left w:val="single" w:sz="4" w:space="0" w:color="000000"/>
@@ -2397,7 +2462,7 @@
         </w:tc>
         <w:tc>
           <w:tcPr>
-            <w:tcW w:w="2800" w:type="dxa"/>
+            <w:tcW w:w="1496" w:type="pct"/>
             <w:tcBorders>
               <w:top w:val="single" w:sz="4" w:space="0" w:color="000000"/>
               <w:left w:val="single" w:sz="4" w:space="0" w:color="000000"/>
@@ -2424,7 +2489,7 @@
         </w:tc>
         <w:tc>
           <w:tcPr>
-            <w:tcW w:w="4560" w:type="dxa"/>
+            <w:tcW w:w="2436" w:type="pct"/>
             <w:tcBorders>
               <w:top w:val="single" w:sz="4" w:space="0" w:color="000000"/>
               <w:left w:val="single" w:sz="4" w:space="0" w:color="000000"/>
@@ -2477,13 +2542,7 @@
         <w:jc w:val="both"/>
       </w:pPr>
       <w:r>
-        <w:t xml:space="preserve">Camera, Router, and SmartLock all extend the </w:t>
-      </w:r>
-      <w:r>
-        <w:t>virtual</w:t>
-      </w:r>
-      <w:r>
-        <w:t xml:space="preserve"> Device class. Common attributes such as deviceId, ipAddress, status, and monitor are declared as private fields in the parent class, while device-specific attributes (resolution, firmwareVersion, isLocked, failedAttempts) reside in their respective subclasses. This approach minimizes code duplication and simplifies maintenance.</w:t>
+        <w:t>Camera, Router, and SmartLock all extend the abstract Device class. Common attributes such as deviceId, ipAddress, status, and monitor are declared as private fields in the parent class, while device-specific attributes (resolution, firmwareVersion, isLocked, failedAttempts) reside in their respective subclasses. This approach minimizes code duplication and simplifies maintenance.</w:t>
       </w:r>
     </w:p>
     <w:p>
@@ -2507,7 +2566,10 @@
         <w:jc w:val="both"/>
       </w:pPr>
       <w:r>
-        <w:t>The List&lt;Device&gt; collection inside SecurityMonitor enables different device types to be managed under a single reference type. The runFullSystemScan() method iterates this collection and invokes each device's overridden scanForThreats() and performSelfDiagnostic() implementations, allowing new device types to be added without modifying existing code.</w:t>
+        <w:t xml:space="preserve">The List&lt;Device&gt; collection inside SecurityMonitor enables different device types to be managed under a single reference type. The runFullSystemScan() method iterates this collection and invokes each device's overridden scanForThreats() and performSelfDiagnostic() </w:t>
+      </w:r>
+      <w:r>
+        <w:t>implementations, allowing new device types to be added without modifying existing code.</w:t>
       </w:r>
     </w:p>
     <w:p>
@@ -2530,7 +2592,7 @@
           <w:sz w:val="22"/>
           <w:szCs w:val="22"/>
         </w:rPr>
-        <w:t>Abstract Class (Pure Virtual)</w:t>
+        <w:t>Saf Sanal</w:t>
       </w:r>
     </w:p>
     <w:p>
@@ -2540,19 +2602,13 @@
         <w:jc w:val="both"/>
       </w:pPr>
       <w:r>
-        <w:t xml:space="preserve">Since Device is declared </w:t>
-      </w:r>
-      <w:r>
-        <w:t>virtual</w:t>
-      </w:r>
-      <w:r>
-        <w:t xml:space="preserve">, no instances can be created directly. The </w:t>
-      </w:r>
-      <w:r>
-        <w:t>virtual</w:t>
-      </w:r>
-      <w:r>
-        <w:t xml:space="preserve"> performSelfDiagnostic() method forces each subclass to provide its own diagnostic logic. The Monitorable interface imposes scanForThreats() and reportEvent() as a contractual obligation on all monitorable devices.</w:t>
+        <w:t xml:space="preserve">Since Device is declared abstract, no instances can be created directly. The abstract performSelfDiagnostic() method forces each subclass to provide its own diagnostic logic. The Monitorable </w:t>
+      </w:r>
+      <w:r>
+        <w:t>Saf Sanal</w:t>
+      </w:r>
+      <w:r>
+        <w:t xml:space="preserve"> imposes scanForThreats() and reportEvent() as a contractual obligation on all monitorable devices.</w:t>
       </w:r>
     </w:p>
     <w:p>
@@ -2567,7 +2623,25 @@
           <w:sz w:val="24"/>
           <w:szCs w:val="24"/>
         </w:rPr>
-        <w:t>IV. ADVANCED JAVA FEATURES</w:t>
+        <w:t xml:space="preserve">IV. ADVANCED </w:t>
+      </w:r>
+      <w:r>
+        <w:rPr>
+          <w:b/>
+          <w:bCs/>
+          <w:sz w:val="24"/>
+          <w:szCs w:val="24"/>
+        </w:rPr>
+        <w:t>C++</w:t>
+      </w:r>
+      <w:r>
+        <w:rPr>
+          <w:b/>
+          <w:bCs/>
+          <w:sz w:val="24"/>
+          <w:szCs w:val="24"/>
+        </w:rPr>
+        <w:t xml:space="preserve"> FEATURES</w:t>
       </w:r>
     </w:p>
     <w:p>
@@ -2603,13 +2677,30 @@
           <w:sz w:val="18"/>
           <w:szCs w:val="18"/>
         </w:rPr>
-        <w:t>TABLE III. ADVANCED JAVA FEATURES</w:t>
+        <w:t xml:space="preserve">TABLE III. ADVANCED </w:t>
+      </w:r>
+      <w:r>
+        <w:rPr>
+          <w:b/>
+          <w:bCs/>
+          <w:sz w:val="18"/>
+          <w:szCs w:val="18"/>
+        </w:rPr>
+        <w:t>C++</w:t>
+      </w:r>
+      <w:r>
+        <w:rPr>
+          <w:b/>
+          <w:bCs/>
+          <w:sz w:val="18"/>
+          <w:szCs w:val="18"/>
+        </w:rPr>
+        <w:t xml:space="preserve"> FEATURES</w:t>
       </w:r>
     </w:p>
     <w:tbl>
       <w:tblPr>
-        <w:tblW w:w="9360" w:type="dxa"/>
-        <w:tblInd w:w="-1" w:type="dxa"/>
+        <w:tblW w:w="5000" w:type="pct"/>
         <w:tblBorders>
           <w:top w:val="single" w:sz="4" w:space="0" w:color="auto"/>
           <w:left w:val="single" w:sz="4" w:space="0" w:color="auto"/>
@@ -2622,20 +2713,26 @@
           <w:left w:w="10" w:type="dxa"/>
           <w:right w:w="10" w:type="dxa"/>
         </w:tblCellMar>
-        <w:tblLook w:val="0000" w:firstRow="0" w:lastRow="0" w:firstColumn="0" w:lastColumn="0" w:noHBand="0" w:noVBand="0"/>
+        <w:tblLook w:val="04A0" w:firstRow="1" w:lastRow="0" w:firstColumn="1" w:lastColumn="0" w:noHBand="0" w:noVBand="1"/>
       </w:tblPr>
       <w:tblGrid>
-        <w:gridCol w:w="1900"/>
-        <w:gridCol w:w="2800"/>
-        <w:gridCol w:w="4660"/>
+        <w:gridCol w:w="976"/>
+        <w:gridCol w:w="2037"/>
+        <w:gridCol w:w="1297"/>
       </w:tblGrid>
       <w:tr>
+        <w:tblPrEx>
+          <w:tblCellMar>
+            <w:top w:w="0" w:type="dxa"/>
+            <w:bottom w:w="0" w:type="dxa"/>
+          </w:tblCellMar>
+        </w:tblPrEx>
         <w:trPr>
           <w:tblHeader/>
         </w:trPr>
         <w:tc>
           <w:tcPr>
-            <w:tcW w:w="1900" w:type="dxa"/>
+            <w:tcW w:w="1015" w:type="pct"/>
             <w:tcBorders>
               <w:top w:val="single" w:sz="4" w:space="0" w:color="000000"/>
               <w:left w:val="single" w:sz="4" w:space="0" w:color="000000"/>
@@ -2664,7 +2761,7 @@
         </w:tc>
         <w:tc>
           <w:tcPr>
-            <w:tcW w:w="2800" w:type="dxa"/>
+            <w:tcW w:w="1496" w:type="pct"/>
             <w:tcBorders>
               <w:top w:val="single" w:sz="4" w:space="0" w:color="000000"/>
               <w:left w:val="single" w:sz="4" w:space="0" w:color="000000"/>
@@ -2693,7 +2790,7 @@
         </w:tc>
         <w:tc>
           <w:tcPr>
-            <w:tcW w:w="4660" w:type="dxa"/>
+            <w:tcW w:w="2489" w:type="pct"/>
             <w:tcBorders>
               <w:top w:val="single" w:sz="4" w:space="0" w:color="000000"/>
               <w:left w:val="single" w:sz="4" w:space="0" w:color="000000"/>
@@ -2722,9 +2819,15 @@
         </w:tc>
       </w:tr>
       <w:tr>
-        <w:tc>
-          <w:tcPr>
-            <w:tcW w:w="1900" w:type="dxa"/>
+        <w:tblPrEx>
+          <w:tblCellMar>
+            <w:top w:w="0" w:type="dxa"/>
+            <w:bottom w:w="0" w:type="dxa"/>
+          </w:tblCellMar>
+        </w:tblPrEx>
+        <w:tc>
+          <w:tcPr>
+            <w:tcW w:w="1015" w:type="pct"/>
             <w:tcBorders>
               <w:top w:val="single" w:sz="4" w:space="0" w:color="000000"/>
               <w:left w:val="single" w:sz="4" w:space="0" w:color="000000"/>
@@ -2751,34 +2854,41 @@
         </w:tc>
         <w:tc>
           <w:tcPr>
-            <w:tcW w:w="2800" w:type="dxa"/>
-            <w:tcBorders>
-              <w:top w:val="single" w:sz="4" w:space="0" w:color="000000"/>
-              <w:left w:val="single" w:sz="4" w:space="0" w:color="000000"/>
-              <w:bottom w:val="single" w:sz="4" w:space="0" w:color="000000"/>
-              <w:right w:val="single" w:sz="4" w:space="0" w:color="000000"/>
-            </w:tcBorders>
-            <w:shd w:val="clear" w:color="auto" w:fill="FFFFFF"/>
-            <w:tcMar>
-              <w:top w:w="60" w:type="dxa"/>
-              <w:left w:w="100" w:type="dxa"/>
-              <w:bottom w:w="60" w:type="dxa"/>
-              <w:right w:w="100" w:type="dxa"/>
-            </w:tcMar>
-          </w:tcPr>
-          <w:p>
-            <w:r>
-              <w:rPr>
-                <w:sz w:val="18"/>
-                <w:szCs w:val="18"/>
-              </w:rPr>
-              <w:t>java.lang.Thread, Lambda</w:t>
-            </w:r>
-          </w:p>
-        </w:tc>
-        <w:tc>
-          <w:tcPr>
-            <w:tcW w:w="4660" w:type="dxa"/>
+            <w:tcW w:w="1496" w:type="pct"/>
+            <w:tcBorders>
+              <w:top w:val="single" w:sz="4" w:space="0" w:color="000000"/>
+              <w:left w:val="single" w:sz="4" w:space="0" w:color="000000"/>
+              <w:bottom w:val="single" w:sz="4" w:space="0" w:color="000000"/>
+              <w:right w:val="single" w:sz="4" w:space="0" w:color="000000"/>
+            </w:tcBorders>
+            <w:shd w:val="clear" w:color="auto" w:fill="FFFFFF"/>
+            <w:tcMar>
+              <w:top w:w="60" w:type="dxa"/>
+              <w:left w:w="100" w:type="dxa"/>
+              <w:bottom w:w="60" w:type="dxa"/>
+              <w:right w:w="100" w:type="dxa"/>
+            </w:tcMar>
+          </w:tcPr>
+          <w:p>
+            <w:r>
+              <w:rPr>
+                <w:sz w:val="18"/>
+                <w:szCs w:val="18"/>
+              </w:rPr>
+              <w:t>C++</w:t>
+            </w:r>
+            <w:r>
+              <w:rPr>
+                <w:sz w:val="18"/>
+                <w:szCs w:val="18"/>
+              </w:rPr>
+              <w:t>.lang.Thread, Lambda</w:t>
+            </w:r>
+          </w:p>
+        </w:tc>
+        <w:tc>
+          <w:tcPr>
+            <w:tcW w:w="2489" w:type="pct"/>
             <w:tcBorders>
               <w:top w:val="single" w:sz="4" w:space="0" w:color="000000"/>
               <w:left w:val="single" w:sz="4" w:space="0" w:color="000000"/>
@@ -2805,50 +2915,42 @@
         </w:tc>
       </w:tr>
       <w:tr>
-        <w:tc>
-          <w:tcPr>
-            <w:tcW w:w="1900" w:type="dxa"/>
-            <w:tcBorders>
-              <w:top w:val="single" w:sz="4" w:space="0" w:color="000000"/>
-              <w:left w:val="single" w:sz="4" w:space="0" w:color="000000"/>
-              <w:bottom w:val="single" w:sz="4" w:space="0" w:color="000000"/>
-              <w:right w:val="single" w:sz="4" w:space="0" w:color="000000"/>
-            </w:tcBorders>
-            <w:shd w:val="clear" w:color="auto" w:fill="FFFFFF"/>
-            <w:tcMar>
-              <w:top w:w="60" w:type="dxa"/>
-              <w:left w:w="100" w:type="dxa"/>
-              <w:bottom w:w="60" w:type="dxa"/>
-              <w:right w:w="100" w:type="dxa"/>
-            </w:tcMar>
-          </w:tcPr>
-          <w:p>
-            <w:r>
-              <w:rPr>
-                <w:sz w:val="18"/>
-                <w:szCs w:val="18"/>
-              </w:rPr>
-              <w:t xml:space="preserve">Custom </w:t>
-            </w:r>
-            <w:r>
-              <w:rPr>
-                <w:sz w:val="18"/>
-                <w:szCs w:val="18"/>
-              </w:rPr>
-              <w:t>std::exception</w:t>
-            </w:r>
-            <w:r>
-              <w:rPr>
-                <w:sz w:val="18"/>
-                <w:szCs w:val="18"/>
-              </w:rPr>
-              <w:t xml:space="preserve"> Handling</w:t>
-            </w:r>
-          </w:p>
-        </w:tc>
-        <w:tc>
-          <w:tcPr>
-            <w:tcW w:w="2800" w:type="dxa"/>
+        <w:tblPrEx>
+          <w:tblCellMar>
+            <w:top w:w="0" w:type="dxa"/>
+            <w:bottom w:w="0" w:type="dxa"/>
+          </w:tblCellMar>
+        </w:tblPrEx>
+        <w:tc>
+          <w:tcPr>
+            <w:tcW w:w="1015" w:type="pct"/>
+            <w:tcBorders>
+              <w:top w:val="single" w:sz="4" w:space="0" w:color="000000"/>
+              <w:left w:val="single" w:sz="4" w:space="0" w:color="000000"/>
+              <w:bottom w:val="single" w:sz="4" w:space="0" w:color="000000"/>
+              <w:right w:val="single" w:sz="4" w:space="0" w:color="000000"/>
+            </w:tcBorders>
+            <w:shd w:val="clear" w:color="auto" w:fill="FFFFFF"/>
+            <w:tcMar>
+              <w:top w:w="60" w:type="dxa"/>
+              <w:left w:w="100" w:type="dxa"/>
+              <w:bottom w:w="60" w:type="dxa"/>
+              <w:right w:w="100" w:type="dxa"/>
+            </w:tcMar>
+          </w:tcPr>
+          <w:p>
+            <w:r>
+              <w:rPr>
+                <w:sz w:val="18"/>
+                <w:szCs w:val="18"/>
+              </w:rPr>
+              <w:t>Custom Exception Handling</w:t>
+            </w:r>
+          </w:p>
+        </w:tc>
+        <w:tc>
+          <w:tcPr>
+            <w:tcW w:w="1496" w:type="pct"/>
             <w:tcBorders>
               <w:top w:val="single" w:sz="4" w:space="0" w:color="000000"/>
               <w:left w:val="single" w:sz="4" w:space="0" w:color="000000"/>
@@ -2876,20 +2978,13 @@
                 <w:sz w:val="18"/>
                 <w:szCs w:val="18"/>
               </w:rPr>
-              <w:t>std::exception</w:t>
-            </w:r>
-            <w:r>
-              <w:rPr>
-                <w:sz w:val="18"/>
-                <w:szCs w:val="18"/>
-              </w:rPr>
-              <w:t xml:space="preserve"> (Checked)</w:t>
-            </w:r>
-          </w:p>
-        </w:tc>
-        <w:tc>
-          <w:tcPr>
-            <w:tcW w:w="4660" w:type="dxa"/>
+              <w:t>Std::exception</w:t>
+            </w:r>
+          </w:p>
+        </w:tc>
+        <w:tc>
+          <w:tcPr>
+            <w:tcW w:w="2489" w:type="pct"/>
             <w:tcBorders>
               <w:top w:val="single" w:sz="4" w:space="0" w:color="000000"/>
               <w:left w:val="single" w:sz="4" w:space="0" w:color="000000"/>
@@ -2916,9 +3011,15 @@
         </w:tc>
       </w:tr>
       <w:tr>
-        <w:tc>
-          <w:tcPr>
-            <w:tcW w:w="1900" w:type="dxa"/>
+        <w:tblPrEx>
+          <w:tblCellMar>
+            <w:top w:w="0" w:type="dxa"/>
+            <w:bottom w:w="0" w:type="dxa"/>
+          </w:tblCellMar>
+        </w:tblPrEx>
+        <w:tc>
+          <w:tcPr>
+            <w:tcW w:w="1015" w:type="pct"/>
             <w:tcBorders>
               <w:top w:val="single" w:sz="4" w:space="0" w:color="000000"/>
               <w:left w:val="single" w:sz="4" w:space="0" w:color="000000"/>
@@ -2945,90 +3046,147 @@
         </w:tc>
         <w:tc>
           <w:tcPr>
-            <w:tcW w:w="2800" w:type="dxa"/>
-            <w:tcBorders>
-              <w:top w:val="single" w:sz="4" w:space="0" w:color="000000"/>
-              <w:left w:val="single" w:sz="4" w:space="0" w:color="000000"/>
-              <w:bottom w:val="single" w:sz="4" w:space="0" w:color="000000"/>
-              <w:right w:val="single" w:sz="4" w:space="0" w:color="000000"/>
-            </w:tcBorders>
-            <w:shd w:val="clear" w:color="auto" w:fill="FFFFFF"/>
-            <w:tcMar>
-              <w:top w:w="60" w:type="dxa"/>
-              <w:left w:w="100" w:type="dxa"/>
-              <w:bottom w:w="60" w:type="dxa"/>
-              <w:right w:w="100" w:type="dxa"/>
-            </w:tcMar>
-          </w:tcPr>
-          <w:p>
-            <w:r>
-              <w:rPr>
-                <w:sz w:val="18"/>
-                <w:szCs w:val="18"/>
-              </w:rPr>
-              <w:t>BufferedWriter, FileWriter, try-with-resources</w:t>
-            </w:r>
-          </w:p>
-        </w:tc>
-        <w:tc>
-          <w:tcPr>
-            <w:tcW w:w="4660" w:type="dxa"/>
-            <w:tcBorders>
-              <w:top w:val="single" w:sz="4" w:space="0" w:color="000000"/>
-              <w:left w:val="single" w:sz="4" w:space="0" w:color="000000"/>
-              <w:bottom w:val="single" w:sz="4" w:space="0" w:color="000000"/>
-              <w:right w:val="single" w:sz="4" w:space="0" w:color="000000"/>
-            </w:tcBorders>
-            <w:shd w:val="clear" w:color="auto" w:fill="FFFFFF"/>
-            <w:tcMar>
-              <w:top w:w="60" w:type="dxa"/>
-              <w:left w:w="100" w:type="dxa"/>
-              <w:bottom w:w="60" w:type="dxa"/>
-              <w:right w:w="100" w:type="dxa"/>
-            </w:tcMar>
-          </w:tcPr>
-          <w:p>
-            <w:r>
-              <w:rPr>
-                <w:sz w:val="18"/>
-                <w:szCs w:val="18"/>
-              </w:rPr>
-              <w:t>Persistent event logging to security_logs.txt in append mode; automatic resource management via try-with-resources.</w:t>
+            <w:tcW w:w="1496" w:type="pct"/>
+            <w:tcBorders>
+              <w:top w:val="single" w:sz="4" w:space="0" w:color="000000"/>
+              <w:left w:val="single" w:sz="4" w:space="0" w:color="000000"/>
+              <w:bottom w:val="single" w:sz="4" w:space="0" w:color="000000"/>
+              <w:right w:val="single" w:sz="4" w:space="0" w:color="000000"/>
+            </w:tcBorders>
+            <w:shd w:val="clear" w:color="auto" w:fill="FFFFFF"/>
+            <w:tcMar>
+              <w:top w:w="60" w:type="dxa"/>
+              <w:left w:w="100" w:type="dxa"/>
+              <w:bottom w:w="60" w:type="dxa"/>
+              <w:right w:w="100" w:type="dxa"/>
+            </w:tcMar>
+          </w:tcPr>
+          <w:p>
+            <w:r>
+              <w:rPr>
+                <w:sz w:val="18"/>
+                <w:szCs w:val="18"/>
+              </w:rPr>
+              <w:t>Std::ofstream</w:t>
+            </w:r>
+            <w:r>
+              <w:rPr>
+                <w:sz w:val="18"/>
+                <w:szCs w:val="18"/>
+              </w:rPr>
+              <w:t xml:space="preserve">, </w:t>
+            </w:r>
+            <w:r>
+              <w:rPr>
+                <w:sz w:val="18"/>
+                <w:szCs w:val="18"/>
+              </w:rPr>
+              <w:t>Std::ofstream</w:t>
+            </w:r>
+            <w:r>
+              <w:rPr>
+                <w:sz w:val="18"/>
+                <w:szCs w:val="18"/>
+              </w:rPr>
+              <w:t xml:space="preserve">, </w:t>
+            </w:r>
+            <w:r>
+              <w:rPr>
+                <w:sz w:val="18"/>
+                <w:szCs w:val="18"/>
+              </w:rPr>
+              <w:t>RAII / lock_guard</w:t>
+            </w:r>
+          </w:p>
+        </w:tc>
+        <w:tc>
+          <w:tcPr>
+            <w:tcW w:w="2489" w:type="pct"/>
+            <w:tcBorders>
+              <w:top w:val="single" w:sz="4" w:space="0" w:color="000000"/>
+              <w:left w:val="single" w:sz="4" w:space="0" w:color="000000"/>
+              <w:bottom w:val="single" w:sz="4" w:space="0" w:color="000000"/>
+              <w:right w:val="single" w:sz="4" w:space="0" w:color="000000"/>
+            </w:tcBorders>
+            <w:shd w:val="clear" w:color="auto" w:fill="FFFFFF"/>
+            <w:tcMar>
+              <w:top w:w="60" w:type="dxa"/>
+              <w:left w:w="100" w:type="dxa"/>
+              <w:bottom w:w="60" w:type="dxa"/>
+              <w:right w:w="100" w:type="dxa"/>
+            </w:tcMar>
+          </w:tcPr>
+          <w:p>
+            <w:r>
+              <w:rPr>
+                <w:sz w:val="18"/>
+                <w:szCs w:val="18"/>
+              </w:rPr>
+              <w:t xml:space="preserve">Persistent event logging to security_logs.txt in append mode; automatic resource </w:t>
+            </w:r>
+            <w:r>
+              <w:rPr>
+                <w:sz w:val="18"/>
+                <w:szCs w:val="18"/>
+              </w:rPr>
+              <w:lastRenderedPageBreak/>
+              <w:t xml:space="preserve">management via </w:t>
+            </w:r>
+            <w:r>
+              <w:rPr>
+                <w:sz w:val="18"/>
+                <w:szCs w:val="18"/>
+              </w:rPr>
+              <w:t>RAII / lock_guard</w:t>
+            </w:r>
+            <w:r>
+              <w:rPr>
+                <w:sz w:val="18"/>
+                <w:szCs w:val="18"/>
+              </w:rPr>
+              <w:t>.</w:t>
             </w:r>
           </w:p>
         </w:tc>
       </w:tr>
       <w:tr>
-        <w:tc>
-          <w:tcPr>
-            <w:tcW w:w="1900" w:type="dxa"/>
-            <w:tcBorders>
-              <w:top w:val="single" w:sz="4" w:space="0" w:color="000000"/>
-              <w:left w:val="single" w:sz="4" w:space="0" w:color="000000"/>
-              <w:bottom w:val="single" w:sz="4" w:space="0" w:color="000000"/>
-              <w:right w:val="single" w:sz="4" w:space="0" w:color="000000"/>
-            </w:tcBorders>
-            <w:shd w:val="clear" w:color="auto" w:fill="FFFFFF"/>
-            <w:tcMar>
-              <w:top w:w="60" w:type="dxa"/>
-              <w:left w:w="100" w:type="dxa"/>
-              <w:bottom w:w="60" w:type="dxa"/>
-              <w:right w:w="100" w:type="dxa"/>
-            </w:tcMar>
-          </w:tcPr>
-          <w:p>
-            <w:r>
-              <w:rPr>
-                <w:sz w:val="18"/>
-                <w:szCs w:val="18"/>
-              </w:rPr>
+        <w:tblPrEx>
+          <w:tblCellMar>
+            <w:top w:w="0" w:type="dxa"/>
+            <w:bottom w:w="0" w:type="dxa"/>
+          </w:tblCellMar>
+        </w:tblPrEx>
+        <w:tc>
+          <w:tcPr>
+            <w:tcW w:w="1015" w:type="pct"/>
+            <w:tcBorders>
+              <w:top w:val="single" w:sz="4" w:space="0" w:color="000000"/>
+              <w:left w:val="single" w:sz="4" w:space="0" w:color="000000"/>
+              <w:bottom w:val="single" w:sz="4" w:space="0" w:color="000000"/>
+              <w:right w:val="single" w:sz="4" w:space="0" w:color="000000"/>
+            </w:tcBorders>
+            <w:shd w:val="clear" w:color="auto" w:fill="FFFFFF"/>
+            <w:tcMar>
+              <w:top w:w="60" w:type="dxa"/>
+              <w:left w:w="100" w:type="dxa"/>
+              <w:bottom w:w="60" w:type="dxa"/>
+              <w:right w:w="100" w:type="dxa"/>
+            </w:tcMar>
+          </w:tcPr>
+          <w:p>
+            <w:r>
+              <w:rPr>
+                <w:sz w:val="18"/>
+                <w:szCs w:val="18"/>
+              </w:rPr>
+              <w:lastRenderedPageBreak/>
               <w:t>Enum Usage</w:t>
             </w:r>
           </w:p>
         </w:tc>
         <w:tc>
           <w:tcPr>
-            <w:tcW w:w="2800" w:type="dxa"/>
+            <w:tcW w:w="1496" w:type="pct"/>
             <w:tcBorders>
               <w:top w:val="single" w:sz="4" w:space="0" w:color="000000"/>
               <w:left w:val="single" w:sz="4" w:space="0" w:color="000000"/>
@@ -3055,7 +3213,7 @@
         </w:tc>
         <w:tc>
           <w:tcPr>
-            <w:tcW w:w="4660" w:type="dxa"/>
+            <w:tcW w:w="2489" w:type="pct"/>
             <w:tcBorders>
               <w:top w:val="single" w:sz="4" w:space="0" w:color="000000"/>
               <w:left w:val="single" w:sz="4" w:space="0" w:color="000000"/>
@@ -3082,9 +3240,15 @@
         </w:tc>
       </w:tr>
       <w:tr>
-        <w:tc>
-          <w:tcPr>
-            <w:tcW w:w="1900" w:type="dxa"/>
+        <w:tblPrEx>
+          <w:tblCellMar>
+            <w:top w:w="0" w:type="dxa"/>
+            <w:bottom w:w="0" w:type="dxa"/>
+          </w:tblCellMar>
+        </w:tblPrEx>
+        <w:tc>
+          <w:tcPr>
+            <w:tcW w:w="1015" w:type="pct"/>
             <w:tcBorders>
               <w:top w:val="single" w:sz="4" w:space="0" w:color="000000"/>
               <w:left w:val="single" w:sz="4" w:space="0" w:color="000000"/>
@@ -3111,34 +3275,41 @@
         </w:tc>
         <w:tc>
           <w:tcPr>
-            <w:tcW w:w="2800" w:type="dxa"/>
-            <w:tcBorders>
-              <w:top w:val="single" w:sz="4" w:space="0" w:color="000000"/>
-              <w:left w:val="single" w:sz="4" w:space="0" w:color="000000"/>
-              <w:bottom w:val="single" w:sz="4" w:space="0" w:color="000000"/>
-              <w:right w:val="single" w:sz="4" w:space="0" w:color="000000"/>
-            </w:tcBorders>
-            <w:shd w:val="clear" w:color="auto" w:fill="FFFFFF"/>
-            <w:tcMar>
-              <w:top w:w="60" w:type="dxa"/>
-              <w:left w:w="100" w:type="dxa"/>
-              <w:bottom w:w="60" w:type="dxa"/>
-              <w:right w:w="100" w:type="dxa"/>
-            </w:tcMar>
-          </w:tcPr>
-          <w:p>
-            <w:r>
-              <w:rPr>
-                <w:sz w:val="18"/>
-                <w:szCs w:val="18"/>
-              </w:rPr>
-              <w:t>Runnable (Thread)</w:t>
-            </w:r>
-          </w:p>
-        </w:tc>
-        <w:tc>
-          <w:tcPr>
-            <w:tcW w:w="4660" w:type="dxa"/>
+            <w:tcW w:w="1496" w:type="pct"/>
+            <w:tcBorders>
+              <w:top w:val="single" w:sz="4" w:space="0" w:color="000000"/>
+              <w:left w:val="single" w:sz="4" w:space="0" w:color="000000"/>
+              <w:bottom w:val="single" w:sz="4" w:space="0" w:color="000000"/>
+              <w:right w:val="single" w:sz="4" w:space="0" w:color="000000"/>
+            </w:tcBorders>
+            <w:shd w:val="clear" w:color="auto" w:fill="FFFFFF"/>
+            <w:tcMar>
+              <w:top w:w="60" w:type="dxa"/>
+              <w:left w:w="100" w:type="dxa"/>
+              <w:bottom w:w="60" w:type="dxa"/>
+              <w:right w:w="100" w:type="dxa"/>
+            </w:tcMar>
+          </w:tcPr>
+          <w:p>
+            <w:r>
+              <w:rPr>
+                <w:sz w:val="18"/>
+                <w:szCs w:val="18"/>
+              </w:rPr>
+              <w:t>Std::thread</w:t>
+            </w:r>
+            <w:r>
+              <w:rPr>
+                <w:sz w:val="18"/>
+                <w:szCs w:val="18"/>
+              </w:rPr>
+              <w:t xml:space="preserve"> (Thread)</w:t>
+            </w:r>
+          </w:p>
+        </w:tc>
+        <w:tc>
+          <w:tcPr>
+            <w:tcW w:w="2489" w:type="pct"/>
             <w:tcBorders>
               <w:top w:val="single" w:sz="4" w:space="0" w:color="000000"/>
               <w:left w:val="single" w:sz="4" w:space="0" w:color="000000"/>
@@ -3205,25 +3376,7 @@
           <w:sz w:val="22"/>
           <w:szCs w:val="22"/>
         </w:rPr>
-        <w:t xml:space="preserve">B. Custom </w:t>
-      </w:r>
-      <w:r>
-        <w:rPr>
-          <w:b/>
-          <w:bCs/>
-          <w:sz w:val="22"/>
-          <w:szCs w:val="22"/>
-        </w:rPr>
-        <w:t>std::exception</w:t>
-      </w:r>
-      <w:r>
-        <w:rPr>
-          <w:b/>
-          <w:bCs/>
-          <w:sz w:val="22"/>
-          <w:szCs w:val="22"/>
-        </w:rPr>
-        <w:t xml:space="preserve"> Handling</w:t>
+        <w:t>B. Custom Exception Handling</w:t>
       </w:r>
     </w:p>
     <w:p>
@@ -3233,31 +3386,16 @@
         <w:jc w:val="both"/>
       </w:pPr>
       <w:r>
-        <w:t>DeviceFailure</w:t>
-      </w:r>
-      <w:r>
-        <w:t>std::exception</w:t>
-      </w:r>
-      <w:r>
-        <w:t xml:space="preserve"> is designed as a Checked </w:t>
-      </w:r>
-      <w:r>
-        <w:t>std::exception</w:t>
-      </w:r>
-      <w:r>
-        <w:t xml:space="preserve"> extending </w:t>
+        <w:t>DeviceFailureException</w:t>
+      </w:r>
+      <w:r>
+        <w:t xml:space="preserve"> is designed as a Checked Exception extending </w:t>
       </w:r>
       <w:r>
         <w:t>C++</w:t>
       </w:r>
       <w:r>
-        <w:t xml:space="preserve">'s standard </w:t>
-      </w:r>
-      <w:r>
-        <w:t>std::exception</w:t>
-      </w:r>
-      <w:r>
-        <w:t xml:space="preserve"> class. Within performSelfDiagnostic(), devices throw this exception with a 5% probability using </w:t>
+        <w:t xml:space="preserve">'s standard Exception class. Within performSelfDiagnostic(), devices throw this exception with a 5% probability using </w:t>
       </w:r>
       <w:r>
         <w:t>&lt;iostream&gt;</w:t>
@@ -3287,7 +3425,25 @@
         <w:jc w:val="both"/>
       </w:pPr>
       <w:r>
-        <w:t>The LogManager class uses BufferedWriter and FileWriter APIs together with try-with-resources to persistently write all security events to security_logs.txt. Operating in append mode, the file preserves previous records across application restarts. Each entry captures eventId, severity, deviceId, description, and a LocalDateTime timestamp.</w:t>
+        <w:t xml:space="preserve">The LogManager class uses </w:t>
+      </w:r>
+      <w:r>
+        <w:t>Std::ofstream</w:t>
+      </w:r>
+      <w:r>
+        <w:t xml:space="preserve"> and </w:t>
+      </w:r>
+      <w:r>
+        <w:t>Std::ofstream</w:t>
+      </w:r>
+      <w:r>
+        <w:t xml:space="preserve"> APIs together with </w:t>
+      </w:r>
+      <w:r>
+        <w:t>RAII / lock_guard</w:t>
+      </w:r>
+      <w:r>
+        <w:t xml:space="preserve"> to persistently write all security events to security_logs.txt. Operating in append mode, the file preserves previous records across application restarts. Each entry captures eventId, severity, deviceId, description, and a LocalDateTime timestamp.</w:t>
       </w:r>
     </w:p>
     <w:p>
@@ -3302,7 +3458,25 @@
           <w:sz w:val="24"/>
           <w:szCs w:val="24"/>
         </w:rPr>
-        <w:t>V. JAVA API USAGE</w:t>
+        <w:t xml:space="preserve">V. </w:t>
+      </w:r>
+      <w:r>
+        <w:rPr>
+          <w:b/>
+          <w:bCs/>
+          <w:sz w:val="24"/>
+          <w:szCs w:val="24"/>
+        </w:rPr>
+        <w:t>C++</w:t>
+      </w:r>
+      <w:r>
+        <w:rPr>
+          <w:b/>
+          <w:bCs/>
+          <w:sz w:val="24"/>
+          <w:szCs w:val="24"/>
+        </w:rPr>
+        <w:t xml:space="preserve"> API USAGE</w:t>
       </w:r>
     </w:p>
     <w:p>
@@ -3312,7 +3486,6 @@
         <w:jc w:val="both"/>
       </w:pPr>
       <w:r>
-        <w:lastRenderedPageBreak/>
         <w:t xml:space="preserve">The project leverages several packages from the </w:t>
       </w:r>
       <w:r>
@@ -3328,7 +3501,7 @@
         <w:t>.</w:t>
       </w:r>
       <w:r>
-        <w:t>std::vector</w:t>
+        <w:t>Std::vector</w:t>
       </w:r>
       <w:r>
         <w:t xml:space="preserve"> and </w:t>
@@ -3343,13 +3516,55 @@
         <w:t>&lt;iostream&gt;</w:t>
       </w:r>
       <w:r>
-        <w:t>.Random; for timestamping: java.time.LocalDateTime and java.time.format.DateTimeFormatter; for file writing: java.io.BufferedWriter, java.io.FileWriter, and java.io.IO</w:t>
-      </w:r>
-      <w:r>
-        <w:t>std::exception</w:t>
-      </w:r>
-      <w:r>
-        <w:t>; for concurrent processing: java.lang.Thread.</w:t>
+        <w:t xml:space="preserve">.Random; for timestamping: </w:t>
+      </w:r>
+      <w:r>
+        <w:t>C++</w:t>
+      </w:r>
+      <w:r>
+        <w:t xml:space="preserve">.time.LocalDateTime and </w:t>
+      </w:r>
+      <w:r>
+        <w:t>C++</w:t>
+      </w:r>
+      <w:r>
+        <w:t xml:space="preserve">.time.format.DateTimeFormatter; for file writing: </w:t>
+      </w:r>
+      <w:r>
+        <w:t>C++</w:t>
+      </w:r>
+      <w:r>
+        <w:t>.io.</w:t>
+      </w:r>
+      <w:r>
+        <w:t>Std::ofstream</w:t>
+      </w:r>
+      <w:r>
+        <w:t xml:space="preserve">, </w:t>
+      </w:r>
+      <w:r>
+        <w:t>C++</w:t>
+      </w:r>
+      <w:r>
+        <w:t>.io.</w:t>
+      </w:r>
+      <w:r>
+        <w:t>Std::ofstream</w:t>
+      </w:r>
+      <w:r>
+        <w:t xml:space="preserve">, and </w:t>
+      </w:r>
+      <w:r>
+        <w:t>C++</w:t>
+      </w:r>
+      <w:r>
+        <w:t xml:space="preserve">.io.IOException; for concurrent processing: </w:t>
+      </w:r>
+      <w:r>
+        <w:t>C++</w:t>
+      </w:r>
+      <w:r>
+        <w:t>.lang.Thread.</w:t>
       </w:r>
     </w:p>
     <w:p>
@@ -3449,10 +3664,10 @@
         <w:t>.cpp</w:t>
       </w:r>
       <w:r>
-        <w:t>, DeviceFailure</w:t>
-      </w:r>
-      <w:r>
-        <w:t>std::exception.cpp</w:t>
+        <w:t xml:space="preserve">, </w:t>
+      </w:r>
+      <w:r>
+        <w:t>DeviceFailureException.cpp</w:t>
       </w:r>
     </w:p>
     <w:p>
@@ -3516,7 +3731,13 @@
         <w:jc w:val="both"/>
       </w:pPr>
       <w:r>
-        <w:t>The project presents an extensible and maintainable architecture that offers valuable lessons in software engineering. Future versions could incorporate real device communication via network sockets, encrypted log storage, and a graphical user interface.</w:t>
+        <w:t xml:space="preserve">The project presents an extensible and maintainable architecture that offers valuable lessons in software engineering. Future versions could incorporate real device communication via network sockets, encrypted log storage, and a graphical user </w:t>
+      </w:r>
+      <w:r>
+        <w:t>Saf Sanal</w:t>
+      </w:r>
+      <w:r>
+        <w:t>.</w:t>
       </w:r>
     </w:p>
     <w:p>
@@ -3608,6 +3829,7 @@
         <w:jc w:val="both"/>
       </w:pPr>
       <w:r>
+        <w:lastRenderedPageBreak/>
         <w:t xml:space="preserve">[4] Oracle, </w:t>
       </w:r>
       <w:r>
@@ -3635,7 +3857,7 @@
         <w:rPr>
           <w:b/>
         </w:rPr>
-        <w:t>LATEST UPDATES (V2.0 C++ EDITION):</w:t>
+        <w:t>SON GÃœNCELLEMELER (V2.0 C++ EDITION):</w:t>
       </w:r>
     </w:p>
     <w:p>
@@ -3644,7 +3866,7 @@
         <w:jc w:val="both"/>
       </w:pPr>
       <w:r>
-        <w:t>- Project structure has been simplified to a Single-File (main.cpp) architecture to prevent complexity.</w:t>
+        <w:t>- Proje yapÄ±sÄ± karmaÅŸÄ±klÄ±ÄŸÄ± Ã¶nlemek adÄ±na Tek-Dosya (main.cpp) mimarisine geÃ§irilmiÅŸtir.</w:t>
       </w:r>
     </w:p>
     <w:p>
@@ -3653,7 +3875,7 @@
         <w:jc w:val="both"/>
       </w:pPr>
       <w:r>
-        <w:t>- Advanced interactive TUI (Text User Interface) integrated with ANSI color codes and cinematic typing animations.</w:t>
+        <w:t>- ANSI renk kodlarÄ± ve film tarzÄ± efektler ile geliÅŸmiÅŸ interaktif TUI entegre edilmiÅŸtir.</w:t>
       </w:r>
     </w:p>
     <w:p>
@@ -3662,7 +3884,7 @@
         <w:jc w:val="both"/>
       </w:pPr>
       <w:r>
-        <w:t>- Administrator Login panel added with dynamic password masking (*).</w:t>
+        <w:t>- YÃ¶netici (Admin) GiriÅŸ paneli eklenmiÅŸ ve ÅŸifre maskeleme (****) Ã¶zellikleri uygulanmÄ±ÅŸtÄ±r.</w:t>
       </w:r>
     </w:p>
     <w:p>
@@ -3670,9 +3892,6 @@
         <w:spacing w:before="60" w:after="60"/>
         <w:jc w:val="both"/>
       </w:pPr>
-      <w:r>
-        <w:t>- Multi-Threaded scanning animations (Progress Bar) and a digital rain Matrix visual effect have been implemented.</w:t>
-      </w:r>
     </w:p>
     <w:sectPr>
       <w:pgSz w:w="12240" w:h="15840"/>
@@ -3687,10 +3906,10 @@
 <file path=word/numbering.xml><?xml version="1.0" encoding="utf-8"?>
 <w:numbering xmlns:wpc="http://schemas.microsoft.com/office/word/2010/wordprocessingCanvas" xmlns:cx="http://schemas.microsoft.com/office/drawing/2014/chartex" xmlns:cx1="http://schemas.microsoft.com/office/drawing/2015/9/8/chartex" xmlns:cx2="http://schemas.microsoft.com/office/drawing/2015/10/21/chartex" xmlns:cx3="http://schemas.microsoft.com/office/drawing/2016/5/9/chartex" xmlns:cx4="http://schemas.microsoft.com/office/drawing/2016/5/10/chartex" xmlns:cx5="http://schemas.microsoft.com/office/drawing/2016/5/11/chartex" xmlns:cx6="http://schemas.microsoft.com/office/drawing/2016/5/12/chartex" xmlns:cx7="http://schemas.microsoft.com/office/drawing/2016/5/13/chartex" xmlns:cx8="http://schemas.microsoft.com/office/drawing/2016/5/14/chartex" xmlns:mc="http://schemas.openxmlformats.org/markup-compatibility/2006" xmlns:aink="http://schemas.microsoft.com/office/drawing/2016/ink" xmlns:am3d="http://schemas.microsoft.com/office/drawing/2017/model3d" xmlns:o="urn:schemas-microsoft-com:office:office" xmlns:oel="http://schemas.microsoft.com/office/2019/extlst" xmlns:r="http://schemas.openxmlformats.org/officeDocument/2006/relationships" xmlns:m="http://schemas.openxmlformats.org/officeDocument/2006/math" xmlns:v="urn:schemas-microsoft-com:vml" xmlns:wp14="http://schemas.microsoft.com/office/word/2010/wordprocessingDrawing" xmlns:wp="http://schemas.openxmlformats.org/drawingml/2006/wordprocessingDrawing" xmlns:w10="urn:schemas-microsoft-com:office:word" xmlns:w="http://schemas.openxmlformats.org/wordprocessingml/2006/main" xmlns:w14="http://schemas.microsoft.com/office/word/2010/wordml" xmlns:w15="http://schemas.microsoft.com/office/word/2012/wordml" xmlns:w16cex="http://schemas.microsoft.com/office/word/2018/wordml/cex" xmlns:w16cid="http://schemas.microsoft.com/office/word/2016/wordml/cid" xmlns:w16="http://schemas.microsoft.com/office/word/2018/wordml" xmlns:w16du="http://schemas.microsoft.com/office/word/2023/wordml/word16du" xmlns:w16sdtdh="http://schemas.microsoft.com/office/word/2020/wordml/sdtdatahash" xmlns:w16sdtfl="http://schemas.microsoft.com/office/word/2024/wordml/sdtformatlock" xmlns:w16se="http://schemas.microsoft.com/office/word/2015/wordml/symex" xmlns:wpg="http://schemas.microsoft.com/office/word/2010/wordprocessingGroup" xmlns:wpi="http://schemas.microsoft.com/office/word/2010/wordprocessingInk" xmlns:wne="http://schemas.microsoft.com/office/word/2006/wordml" xmlns:wps="http://schemas.microsoft.com/office/word/2010/wordprocessingShape" mc:Ignorable="w14 w15 w16se w16cid w16 w16cex w16sdtdh w16sdtfl w16du wp14">
   <w:abstractNum w:abstractNumId="0" w15:restartNumberingAfterBreak="0">
-    <w:nsid w:val="47AE234B"/>
+    <w:nsid w:val="643F1D16"/>
     <w:multiLevelType w:val="hybridMultilevel"/>
-    <w:tmpl w:val="608064DE"/>
-    <w:lvl w:ilvl="0" w:tplc="1CA8A248">
+    <w:tmpl w:val="0B1A6A4A"/>
+    <w:lvl w:ilvl="0" w:tplc="07A83938">
       <w:start w:val="1"/>
       <w:numFmt w:val="bullet"/>
       <w:lvlText w:val="●"/>
@@ -3699,7 +3918,7 @@
         <w:ind w:left="720" w:hanging="360"/>
       </w:pPr>
     </w:lvl>
-    <w:lvl w:ilvl="1" w:tplc="21BCB30C">
+    <w:lvl w:ilvl="1" w:tplc="79ECC1B4">
       <w:start w:val="1"/>
       <w:numFmt w:val="bullet"/>
       <w:lvlText w:val="○"/>
@@ -3708,7 +3927,7 @@
         <w:ind w:left="1440" w:hanging="360"/>
       </w:pPr>
     </w:lvl>
-    <w:lvl w:ilvl="2" w:tplc="4114EF80">
+    <w:lvl w:ilvl="2" w:tplc="8D78B7E2">
       <w:start w:val="1"/>
       <w:numFmt w:val="bullet"/>
       <w:lvlText w:val="■"/>
@@ -3717,7 +3936,7 @@
         <w:ind w:left="2160" w:hanging="360"/>
       </w:pPr>
     </w:lvl>
-    <w:lvl w:ilvl="3" w:tplc="A882F97C">
+    <w:lvl w:ilvl="3" w:tplc="F0E2C722">
       <w:start w:val="1"/>
       <w:numFmt w:val="bullet"/>
       <w:lvlText w:val="●"/>
@@ -3726,7 +3945,7 @@
         <w:ind w:left="2880" w:hanging="360"/>
       </w:pPr>
     </w:lvl>
-    <w:lvl w:ilvl="4" w:tplc="C3646C28">
+    <w:lvl w:ilvl="4" w:tplc="D6AC1334">
       <w:start w:val="1"/>
       <w:numFmt w:val="bullet"/>
       <w:lvlText w:val="○"/>
@@ -3735,7 +3954,7 @@
         <w:ind w:left="3600" w:hanging="360"/>
       </w:pPr>
     </w:lvl>
-    <w:lvl w:ilvl="5" w:tplc="98B03274">
+    <w:lvl w:ilvl="5" w:tplc="1F3A7944">
       <w:start w:val="1"/>
       <w:numFmt w:val="bullet"/>
       <w:lvlText w:val="■"/>
@@ -3744,7 +3963,7 @@
         <w:ind w:left="4320" w:hanging="360"/>
       </w:pPr>
     </w:lvl>
-    <w:lvl w:ilvl="6" w:tplc="FFAE738E">
+    <w:lvl w:ilvl="6" w:tplc="85BE3EDE">
       <w:start w:val="1"/>
       <w:numFmt w:val="bullet"/>
       <w:lvlText w:val="●"/>
@@ -3753,7 +3972,7 @@
         <w:ind w:left="5040" w:hanging="360"/>
       </w:pPr>
     </w:lvl>
-    <w:lvl w:ilvl="7" w:tplc="7BCA8422">
+    <w:lvl w:ilvl="7" w:tplc="186C42B0">
       <w:start w:val="1"/>
       <w:numFmt w:val="bullet"/>
       <w:lvlText w:val="●"/>
@@ -3762,7 +3981,7 @@
         <w:ind w:left="5760" w:hanging="360"/>
       </w:pPr>
     </w:lvl>
-    <w:lvl w:ilvl="8" w:tplc="9AC2AA34">
+    <w:lvl w:ilvl="8" w:tplc="DD44242E">
       <w:start w:val="1"/>
       <w:numFmt w:val="bullet"/>
       <w:lvlText w:val="●"/>
@@ -3772,7 +3991,7 @@
       </w:pPr>
     </w:lvl>
   </w:abstractNum>
-  <w:num w:numId="1" w16cid:durableId="1131940524">
+  <w:num w:numId="1" w16cid:durableId="1438987557">
     <w:abstractNumId w:val="0"/>
     <w:lvlOverride w:ilvl="0">
       <w:startOverride w:val="1"/>
